--- a/МДК 06.01/ЛАБА 3/Шильников М.Ю. ЛАБА 3.docx
+++ b/МДК 06.01/ЛАБА 3/Шильников М.Ю. ЛАБА 3.docx
@@ -131,10 +131,9 @@
         <w:pStyle w:val="a7"/>
         <w:numPr>
           <w:ilvl w:val="0"/>
-          <w:numId w:val="1"/>
+          <w:numId w:val="3"/>
         </w:numPr>
         <w:spacing w:after="0" w:line="360" w:lineRule="auto"/>
-        <w:ind w:left="0" w:firstLine="0"/>
         <w:jc w:val="both"/>
         <w:rPr>
           <w:rFonts w:ascii="Times New Roman" w:hAnsi="Times New Roman" w:cs="Times New Roman"/>
@@ -148,25 +147,15 @@
           <w:sz w:val="28"/>
           <w:szCs w:val="28"/>
         </w:rPr>
-        <w:t xml:space="preserve">Разработать игру «Змейка» с использованием языка программирования Python и графической библиотеки </w:t>
-      </w:r>
-      <w:proofErr w:type="spellStart"/>
-      <w:r>
-        <w:rPr>
-          <w:rFonts w:ascii="Times New Roman" w:hAnsi="Times New Roman" w:cs="Times New Roman"/>
-          <w:sz w:val="28"/>
-          <w:szCs w:val="28"/>
-        </w:rPr>
-        <w:t>Tkinter</w:t>
-      </w:r>
-      <w:proofErr w:type="spellEnd"/>
-      <w:r>
-        <w:rPr>
-          <w:rFonts w:ascii="Times New Roman" w:hAnsi="Times New Roman" w:cs="Times New Roman"/>
-          <w:sz w:val="28"/>
-          <w:szCs w:val="28"/>
-        </w:rPr>
-        <w:t>.</w:t>
+        <w:t>Внедрить</w:t>
+      </w:r>
+      <w:r>
+        <w:rPr>
+          <w:rFonts w:ascii="Times New Roman" w:hAnsi="Times New Roman" w:cs="Times New Roman"/>
+          <w:sz w:val="28"/>
+          <w:szCs w:val="28"/>
+        </w:rPr>
+        <w:t xml:space="preserve"> игру «Змейка» с использованием языка программирования Python и графической библиотеки Tkinter.</w:t>
       </w:r>
     </w:p>
     <w:p>
@@ -174,10 +163,9 @@
         <w:pStyle w:val="a7"/>
         <w:numPr>
           <w:ilvl w:val="0"/>
-          <w:numId w:val="1"/>
+          <w:numId w:val="3"/>
         </w:numPr>
         <w:spacing w:after="0" w:line="360" w:lineRule="auto"/>
-        <w:ind w:left="0" w:firstLine="0"/>
         <w:jc w:val="both"/>
         <w:rPr>
           <w:rFonts w:ascii="Times New Roman" w:hAnsi="Times New Roman" w:cs="Times New Roman"/>
@@ -293,15 +281,15 @@
           <w:sz w:val="28"/>
           <w:szCs w:val="28"/>
         </w:rPr>
-        <w:t>, ТЗ, пояснительная записка, п</w:t>
-      </w:r>
-      <w:r>
-        <w:rPr>
-          <w:rFonts w:ascii="Times New Roman" w:hAnsi="Times New Roman" w:cs="Times New Roman"/>
-          <w:sz w:val="28"/>
-          <w:szCs w:val="28"/>
-        </w:rPr>
-        <w:t>резентация проекта, демонстрирующая функционал и основные решения.</w:t>
+        <w:t>, ТЗ, пояснительная записка</w:t>
+      </w:r>
+      <w:r>
+        <w:rPr>
+          <w:rFonts w:ascii="Times New Roman" w:hAnsi="Times New Roman" w:cs="Times New Roman"/>
+          <w:sz w:val="28"/>
+          <w:szCs w:val="28"/>
+        </w:rPr>
+        <w:t>.</w:t>
       </w:r>
     </w:p>
     <w:p>
@@ -568,25 +556,7 @@
                 <w:sz w:val="24"/>
                 <w:szCs w:val="24"/>
               </w:rPr>
-              <w:t>(</w:t>
-            </w:r>
-            <w:proofErr w:type="spellStart"/>
-            <w:r>
-              <w:rPr>
-                <w:rFonts w:ascii="Times New Roman" w:hAnsi="Times New Roman" w:cs="Times New Roman"/>
-                <w:sz w:val="24"/>
-                <w:szCs w:val="24"/>
-              </w:rPr>
-              <w:t>нед</w:t>
-            </w:r>
-            <w:proofErr w:type="spellEnd"/>
-            <w:r>
-              <w:rPr>
-                <w:rFonts w:ascii="Times New Roman" w:hAnsi="Times New Roman" w:cs="Times New Roman"/>
-                <w:sz w:val="24"/>
-                <w:szCs w:val="24"/>
-              </w:rPr>
-              <w:t>. 1-3)</w:t>
+              <w:t>(нед. 1-3)</w:t>
             </w:r>
           </w:p>
         </w:tc>
@@ -681,25 +651,7 @@
                 <w:sz w:val="24"/>
                 <w:szCs w:val="24"/>
               </w:rPr>
-              <w:t>(</w:t>
-            </w:r>
-            <w:proofErr w:type="spellStart"/>
-            <w:r>
-              <w:rPr>
-                <w:rFonts w:ascii="Times New Roman" w:hAnsi="Times New Roman" w:cs="Times New Roman"/>
-                <w:sz w:val="24"/>
-                <w:szCs w:val="24"/>
-              </w:rPr>
-              <w:t>нед</w:t>
-            </w:r>
-            <w:proofErr w:type="spellEnd"/>
-            <w:r>
-              <w:rPr>
-                <w:rFonts w:ascii="Times New Roman" w:hAnsi="Times New Roman" w:cs="Times New Roman"/>
-                <w:sz w:val="24"/>
-                <w:szCs w:val="24"/>
-              </w:rPr>
-              <w:t>. 4-7)</w:t>
+              <w:t>(нед. 4-7)</w:t>
             </w:r>
           </w:p>
         </w:tc>
@@ -794,25 +746,7 @@
                 <w:sz w:val="24"/>
                 <w:szCs w:val="24"/>
               </w:rPr>
-              <w:t>(</w:t>
-            </w:r>
-            <w:proofErr w:type="spellStart"/>
-            <w:r>
-              <w:rPr>
-                <w:rFonts w:ascii="Times New Roman" w:hAnsi="Times New Roman" w:cs="Times New Roman"/>
-                <w:sz w:val="24"/>
-                <w:szCs w:val="24"/>
-              </w:rPr>
-              <w:t>нед</w:t>
-            </w:r>
-            <w:proofErr w:type="spellEnd"/>
-            <w:r>
-              <w:rPr>
-                <w:rFonts w:ascii="Times New Roman" w:hAnsi="Times New Roman" w:cs="Times New Roman"/>
-                <w:sz w:val="24"/>
-                <w:szCs w:val="24"/>
-              </w:rPr>
-              <w:t>. 8-20)</w:t>
+              <w:t>(нед. 8-20)</w:t>
             </w:r>
           </w:p>
         </w:tc>
@@ -838,7 +772,6 @@
               </w:rPr>
               <w:t>Настройка окружения, создание игрового поля на t</w:t>
             </w:r>
-            <w:proofErr w:type="spellStart"/>
             <w:r>
               <w:rPr>
                 <w:rFonts w:ascii="Times New Roman" w:hAnsi="Times New Roman" w:cs="Times New Roman"/>
@@ -848,7 +781,6 @@
               </w:rPr>
               <w:t>kiner</w:t>
             </w:r>
-            <w:proofErr w:type="spellEnd"/>
             <w:r>
               <w:rPr>
                 <w:rFonts w:ascii="Times New Roman" w:hAnsi="Times New Roman" w:cs="Times New Roman"/>
@@ -874,24 +806,53 @@
               </w:rPr>
               <w:t>, реализация логики классов, откладка основного игрового цикла.</w:t>
             </w:r>
-          </w:p>
-          <w:p>
-            <w:pPr>
-              <w:jc w:val="both"/>
-              <w:rPr>
-                <w:rFonts w:ascii="Times New Roman" w:hAnsi="Times New Roman" w:cs="Times New Roman"/>
-                <w:sz w:val="24"/>
-                <w:szCs w:val="24"/>
-              </w:rPr>
-            </w:pPr>
             <w:r>
               <w:rPr>
                 <w:rFonts w:ascii="Times New Roman" w:hAnsi="Times New Roman" w:cs="Times New Roman"/>
                 <w:sz w:val="24"/>
                 <w:szCs w:val="24"/>
               </w:rPr>
-              <w:lastRenderedPageBreak/>
-              <w:t>Модульное и системное тестирование. Исправление багов, оптимизация кода. Подготовка финальной версии.</w:t>
+              <w:t xml:space="preserve"> Т</w:t>
+            </w:r>
+            <w:r>
+              <w:rPr>
+                <w:rFonts w:ascii="Times New Roman" w:hAnsi="Times New Roman" w:cs="Times New Roman"/>
+                <w:sz w:val="24"/>
+                <w:szCs w:val="24"/>
+              </w:rPr>
+              <w:t>естирование</w:t>
+            </w:r>
+            <w:r>
+              <w:rPr>
+                <w:rFonts w:ascii="Times New Roman" w:hAnsi="Times New Roman" w:cs="Times New Roman"/>
+                <w:sz w:val="24"/>
+                <w:szCs w:val="24"/>
+              </w:rPr>
+              <w:t>,</w:t>
+            </w:r>
+            <w:r>
+              <w:rPr>
+                <w:rFonts w:ascii="Times New Roman" w:hAnsi="Times New Roman" w:cs="Times New Roman"/>
+                <w:sz w:val="24"/>
+                <w:szCs w:val="24"/>
+              </w:rPr>
+              <w:t xml:space="preserve"> </w:t>
+            </w:r>
+            <w:r>
+              <w:rPr>
+                <w:rFonts w:ascii="Times New Roman" w:hAnsi="Times New Roman" w:cs="Times New Roman"/>
+                <w:sz w:val="24"/>
+                <w:szCs w:val="24"/>
+              </w:rPr>
+              <w:t>и</w:t>
+            </w:r>
+            <w:r>
+              <w:rPr>
+                <w:rFonts w:ascii="Times New Roman" w:hAnsi="Times New Roman" w:cs="Times New Roman"/>
+                <w:sz w:val="24"/>
+                <w:szCs w:val="24"/>
+              </w:rPr>
+              <w:t>справление багов, оптимизация кода. Подготовка финальной версии.</w:t>
             </w:r>
           </w:p>
         </w:tc>
@@ -963,25 +924,7 @@
                 <w:sz w:val="24"/>
                 <w:szCs w:val="24"/>
               </w:rPr>
-              <w:t>(</w:t>
-            </w:r>
-            <w:proofErr w:type="spellStart"/>
-            <w:r>
-              <w:rPr>
-                <w:rFonts w:ascii="Times New Roman" w:hAnsi="Times New Roman" w:cs="Times New Roman"/>
-                <w:sz w:val="24"/>
-                <w:szCs w:val="24"/>
-              </w:rPr>
-              <w:t>нед</w:t>
-            </w:r>
-            <w:proofErr w:type="spellEnd"/>
-            <w:r>
-              <w:rPr>
-                <w:rFonts w:ascii="Times New Roman" w:hAnsi="Times New Roman" w:cs="Times New Roman"/>
-                <w:sz w:val="24"/>
-                <w:szCs w:val="24"/>
-              </w:rPr>
-              <w:t>. 21-26)</w:t>
+              <w:t>(нед. 21-26)</w:t>
             </w:r>
           </w:p>
         </w:tc>
@@ -1091,17 +1034,24 @@
           <w:sz w:val="28"/>
           <w:szCs w:val="28"/>
         </w:rPr>
-        <w:t>участника проекта</w:t>
-      </w:r>
-      <w:r>
-        <w:rPr>
-          <w:rFonts w:ascii="Times New Roman" w:hAnsi="Times New Roman" w:cs="Times New Roman"/>
-          <w:sz w:val="28"/>
-          <w:szCs w:val="28"/>
-        </w:rPr>
-        <w:t xml:space="preserve"> есть необходимый минимальный уровень знаний Python и </w:t>
-      </w:r>
-      <w:proofErr w:type="spellStart"/>
+        <w:t>реализующего данный</w:t>
+      </w:r>
+      <w:r>
+        <w:rPr>
+          <w:rFonts w:ascii="Times New Roman" w:hAnsi="Times New Roman" w:cs="Times New Roman"/>
+          <w:sz w:val="28"/>
+          <w:szCs w:val="28"/>
+        </w:rPr>
+        <w:t xml:space="preserve"> проект есть необходимый минимальный уровень знаний Python и </w:t>
+      </w:r>
+      <w:r>
+        <w:rPr>
+          <w:rFonts w:ascii="Times New Roman" w:hAnsi="Times New Roman" w:cs="Times New Roman"/>
+          <w:sz w:val="28"/>
+          <w:szCs w:val="28"/>
+        </w:rPr>
+        <w:t xml:space="preserve">работы с библиотекой </w:t>
+      </w:r>
       <w:r>
         <w:rPr>
           <w:rFonts w:ascii="Times New Roman" w:hAnsi="Times New Roman" w:cs="Times New Roman"/>
@@ -1110,7 +1060,6 @@
         </w:rPr>
         <w:t>Tkinter</w:t>
       </w:r>
-      <w:proofErr w:type="spellEnd"/>
       <w:r>
         <w:rPr>
           <w:rFonts w:ascii="Times New Roman" w:hAnsi="Times New Roman" w:cs="Times New Roman"/>
@@ -1125,7 +1074,23 @@
           <w:sz w:val="28"/>
           <w:szCs w:val="28"/>
         </w:rPr>
-        <w:t>(IDE, Python)</w:t>
+        <w:t xml:space="preserve">(IDE, </w:t>
+      </w:r>
+      <w:r>
+        <w:rPr>
+          <w:rFonts w:ascii="Times New Roman" w:hAnsi="Times New Roman" w:cs="Times New Roman"/>
+          <w:sz w:val="28"/>
+          <w:szCs w:val="28"/>
+        </w:rPr>
+        <w:t xml:space="preserve">компилятор </w:t>
+      </w:r>
+      <w:r>
+        <w:rPr>
+          <w:rFonts w:ascii="Times New Roman" w:hAnsi="Times New Roman" w:cs="Times New Roman"/>
+          <w:sz w:val="28"/>
+          <w:szCs w:val="28"/>
+        </w:rPr>
+        <w:t>Python)</w:t>
       </w:r>
     </w:p>
     <w:p>
@@ -1170,7 +1135,23 @@
           <w:sz w:val="28"/>
           <w:szCs w:val="28"/>
         </w:rPr>
-        <w:t>и любых библиотек.</w:t>
+        <w:t>и любых библиотек</w:t>
+      </w:r>
+      <w:r>
+        <w:rPr>
+          <w:rFonts w:ascii="Times New Roman" w:hAnsi="Times New Roman" w:cs="Times New Roman"/>
+          <w:sz w:val="28"/>
+          <w:szCs w:val="28"/>
+        </w:rPr>
+        <w:t>(не фреймворков)</w:t>
+      </w:r>
+      <w:r>
+        <w:rPr>
+          <w:rFonts w:ascii="Times New Roman" w:hAnsi="Times New Roman" w:cs="Times New Roman"/>
+          <w:sz w:val="28"/>
+          <w:szCs w:val="28"/>
+        </w:rPr>
+        <w:t>.</w:t>
       </w:r>
     </w:p>
     <w:p>
@@ -1182,6 +1163,7 @@
           <w:rFonts w:ascii="Times New Roman" w:hAnsi="Times New Roman" w:cs="Times New Roman"/>
           <w:sz w:val="28"/>
           <w:szCs w:val="28"/>
+          <w:lang w:val="en-US"/>
         </w:rPr>
       </w:pPr>
     </w:p>
@@ -1266,15 +1248,15 @@
           <w:sz w:val="28"/>
           <w:szCs w:val="28"/>
         </w:rPr>
-        <w:t xml:space="preserve"> | Средняя | Высокое |</w:t>
-      </w:r>
-      <w:r>
-        <w:rPr>
-          <w:rFonts w:ascii="Times New Roman" w:hAnsi="Times New Roman" w:cs="Times New Roman"/>
-          <w:sz w:val="28"/>
-          <w:szCs w:val="28"/>
-        </w:rPr>
-        <w:t xml:space="preserve"> Решение: в</w:t>
+        <w:t xml:space="preserve"> </w:t>
+      </w:r>
+      <w:r>
+        <w:rPr>
+          <w:rFonts w:ascii="Times New Roman" w:hAnsi="Times New Roman" w:cs="Times New Roman"/>
+          <w:sz w:val="28"/>
+          <w:szCs w:val="28"/>
+        </w:rPr>
+        <w:t>Решение: в</w:t>
       </w:r>
       <w:r>
         <w:rPr>
@@ -1334,23 +1316,104 @@
           <w:sz w:val="28"/>
           <w:szCs w:val="28"/>
         </w:rPr>
-        <w:t xml:space="preserve"> сроков из-за академической нагрузки | Высокая | Среднее | Реализовать MVP (минимально жизнеспособный продукт)</w:t>
-      </w:r>
-      <w:r>
-        <w:rPr>
-          <w:rFonts w:ascii="Times New Roman" w:hAnsi="Times New Roman" w:cs="Times New Roman"/>
-          <w:sz w:val="28"/>
-          <w:szCs w:val="28"/>
-        </w:rPr>
-        <w:t xml:space="preserve">. Решение: </w:t>
-      </w:r>
-      <w:r>
-        <w:rPr>
-          <w:rFonts w:ascii="Times New Roman" w:hAnsi="Times New Roman" w:cs="Times New Roman"/>
-          <w:sz w:val="28"/>
-          <w:szCs w:val="28"/>
-        </w:rPr>
-        <w:t>в первую очередь, гибко перепланировать второстепенные задачи.</w:t>
+        <w:t xml:space="preserve"> сроков</w:t>
+      </w:r>
+      <w:r>
+        <w:rPr>
+          <w:rFonts w:ascii="Times New Roman" w:hAnsi="Times New Roman" w:cs="Times New Roman"/>
+          <w:sz w:val="28"/>
+          <w:szCs w:val="28"/>
+        </w:rPr>
+        <w:t xml:space="preserve"> по реализации </w:t>
+      </w:r>
+      <w:r>
+        <w:rPr>
+          <w:rFonts w:ascii="Times New Roman" w:hAnsi="Times New Roman" w:cs="Times New Roman"/>
+          <w:sz w:val="28"/>
+          <w:szCs w:val="28"/>
+          <w:lang w:val="en-US"/>
+        </w:rPr>
+        <w:t>MVP</w:t>
+      </w:r>
+      <w:r>
+        <w:rPr>
+          <w:rFonts w:ascii="Times New Roman" w:hAnsi="Times New Roman" w:cs="Times New Roman"/>
+          <w:sz w:val="28"/>
+          <w:szCs w:val="28"/>
+        </w:rPr>
+        <w:t xml:space="preserve"> </w:t>
+      </w:r>
+      <w:r>
+        <w:rPr>
+          <w:rFonts w:ascii="Times New Roman" w:hAnsi="Times New Roman" w:cs="Times New Roman"/>
+          <w:sz w:val="28"/>
+          <w:szCs w:val="28"/>
+        </w:rPr>
+        <w:t>(минимально жизнеспособный продукт)</w:t>
+      </w:r>
+      <w:r>
+        <w:rPr>
+          <w:rFonts w:ascii="Times New Roman" w:hAnsi="Times New Roman" w:cs="Times New Roman"/>
+          <w:sz w:val="28"/>
+          <w:szCs w:val="28"/>
+        </w:rPr>
+        <w:t xml:space="preserve"> из-за академической нагрузки </w:t>
+      </w:r>
+      <w:r>
+        <w:rPr>
+          <w:rFonts w:ascii="Times New Roman" w:hAnsi="Times New Roman" w:cs="Times New Roman"/>
+          <w:sz w:val="28"/>
+          <w:szCs w:val="28"/>
+        </w:rPr>
+        <w:t xml:space="preserve">Решение: </w:t>
+      </w:r>
+      <w:r>
+        <w:rPr>
+          <w:rFonts w:ascii="Times New Roman" w:hAnsi="Times New Roman" w:cs="Times New Roman"/>
+          <w:sz w:val="28"/>
+          <w:szCs w:val="28"/>
+        </w:rPr>
+        <w:t>в первую очередь,</w:t>
+      </w:r>
+      <w:r>
+        <w:rPr>
+          <w:rFonts w:ascii="Times New Roman" w:hAnsi="Times New Roman" w:cs="Times New Roman"/>
+          <w:sz w:val="28"/>
+          <w:szCs w:val="28"/>
+        </w:rPr>
+        <w:t xml:space="preserve"> </w:t>
+      </w:r>
+      <w:r>
+        <w:rPr>
+          <w:rFonts w:ascii="Times New Roman" w:hAnsi="Times New Roman" w:cs="Times New Roman"/>
+          <w:sz w:val="28"/>
+          <w:szCs w:val="28"/>
+        </w:rPr>
+        <w:t>перепланировать второстепенные задачи</w:t>
+      </w:r>
+      <w:r>
+        <w:rPr>
+          <w:rFonts w:ascii="Times New Roman" w:hAnsi="Times New Roman" w:cs="Times New Roman"/>
+          <w:sz w:val="28"/>
+          <w:szCs w:val="28"/>
+        </w:rPr>
+        <w:t xml:space="preserve"> </w:t>
+      </w:r>
+      <w:r>
+        <w:rPr>
+          <w:rFonts w:ascii="Times New Roman" w:hAnsi="Times New Roman" w:cs="Times New Roman"/>
+          <w:sz w:val="28"/>
+          <w:szCs w:val="28"/>
+        </w:rPr>
+        <w:t>и сосредоточится на основных</w:t>
+      </w:r>
+      <w:r>
+        <w:rPr>
+          <w:rFonts w:ascii="Times New Roman" w:hAnsi="Times New Roman" w:cs="Times New Roman"/>
+          <w:sz w:val="28"/>
+          <w:szCs w:val="28"/>
+        </w:rPr>
+        <w:t>.</w:t>
       </w:r>
     </w:p>
     <w:p>
@@ -1394,41 +1457,39 @@
           <w:sz w:val="28"/>
           <w:szCs w:val="28"/>
         </w:rPr>
-        <w:t xml:space="preserve"> кода на разных ПК | Низкая | Среднее | Использовать систему контроля версий (</w:t>
-      </w:r>
-      <w:proofErr w:type="spellStart"/>
-      <w:r>
-        <w:rPr>
-          <w:rFonts w:ascii="Times New Roman" w:hAnsi="Times New Roman" w:cs="Times New Roman"/>
-          <w:sz w:val="28"/>
-          <w:szCs w:val="28"/>
-        </w:rPr>
-        <w:t>Git</w:t>
-      </w:r>
-      <w:proofErr w:type="spellEnd"/>
-      <w:r>
-        <w:rPr>
-          <w:rFonts w:ascii="Times New Roman" w:hAnsi="Times New Roman" w:cs="Times New Roman"/>
-          <w:sz w:val="28"/>
-          <w:szCs w:val="28"/>
-        </w:rPr>
-        <w:t>)</w:t>
-      </w:r>
-      <w:r>
-        <w:rPr>
-          <w:rFonts w:ascii="Times New Roman" w:hAnsi="Times New Roman" w:cs="Times New Roman"/>
-          <w:sz w:val="28"/>
-          <w:szCs w:val="28"/>
-        </w:rPr>
-        <w:t>. Решение:</w:t>
-      </w:r>
-      <w:r>
-        <w:rPr>
-          <w:rFonts w:ascii="Times New Roman" w:hAnsi="Times New Roman" w:cs="Times New Roman"/>
-          <w:sz w:val="28"/>
-          <w:szCs w:val="28"/>
-        </w:rPr>
-        <w:t xml:space="preserve"> четко фиксировать версии библиотек. </w:t>
+        <w:t xml:space="preserve"> кода на разных ПК </w:t>
+      </w:r>
+      <w:r>
+        <w:rPr>
+          <w:rFonts w:ascii="Times New Roman" w:hAnsi="Times New Roman" w:cs="Times New Roman"/>
+          <w:sz w:val="28"/>
+          <w:szCs w:val="28"/>
+        </w:rPr>
+        <w:t>Решение:</w:t>
+      </w:r>
+      <w:r>
+        <w:rPr>
+          <w:rFonts w:ascii="Times New Roman" w:hAnsi="Times New Roman" w:cs="Times New Roman"/>
+          <w:sz w:val="28"/>
+          <w:szCs w:val="28"/>
+        </w:rPr>
+        <w:t xml:space="preserve"> четко фиксировать версии библиотек</w:t>
+      </w:r>
+      <w:r>
+        <w:rPr>
+          <w:rFonts w:ascii="Times New Roman" w:hAnsi="Times New Roman" w:cs="Times New Roman"/>
+          <w:sz w:val="28"/>
+          <w:szCs w:val="28"/>
+        </w:rPr>
+        <w:t xml:space="preserve"> в файле зависимостей и уведомление пользователей о возможных проблемах со совместимостью</w:t>
+      </w:r>
+      <w:r>
+        <w:rPr>
+          <w:rFonts w:ascii="Times New Roman" w:hAnsi="Times New Roman" w:cs="Times New Roman"/>
+          <w:sz w:val="28"/>
+          <w:szCs w:val="28"/>
+        </w:rPr>
+        <w:t xml:space="preserve">. </w:t>
       </w:r>
     </w:p>
     <w:p>
@@ -1493,23 +1554,87 @@
           <w:sz w:val="28"/>
           <w:szCs w:val="28"/>
         </w:rPr>
-        <w:t xml:space="preserve">   Тестирование: Будет проводиться </w:t>
-      </w:r>
-      <w:r>
-        <w:rPr>
-          <w:rFonts w:ascii="Times New Roman" w:hAnsi="Times New Roman" w:cs="Times New Roman"/>
-          <w:sz w:val="28"/>
-          <w:szCs w:val="28"/>
-        </w:rPr>
-        <w:t>участником</w:t>
-      </w:r>
-      <w:r>
-        <w:rPr>
-          <w:rFonts w:ascii="Times New Roman" w:hAnsi="Times New Roman" w:cs="Times New Roman"/>
-          <w:sz w:val="28"/>
-          <w:szCs w:val="28"/>
-        </w:rPr>
-        <w:t xml:space="preserve"> проекта на каждом этапе разработки. Применяется модульное и интеграционное тестирование.</w:t>
+        <w:t xml:space="preserve">   Тестирование: </w:t>
+      </w:r>
+      <w:r>
+        <w:rPr>
+          <w:rFonts w:ascii="Times New Roman" w:hAnsi="Times New Roman" w:cs="Times New Roman"/>
+          <w:sz w:val="28"/>
+          <w:szCs w:val="28"/>
+        </w:rPr>
+        <w:t>б</w:t>
+      </w:r>
+      <w:r>
+        <w:rPr>
+          <w:rFonts w:ascii="Times New Roman" w:hAnsi="Times New Roman" w:cs="Times New Roman"/>
+          <w:sz w:val="28"/>
+          <w:szCs w:val="28"/>
+        </w:rPr>
+        <w:t xml:space="preserve">удет проводиться </w:t>
+      </w:r>
+      <w:r>
+        <w:rPr>
+          <w:rFonts w:ascii="Times New Roman" w:hAnsi="Times New Roman" w:cs="Times New Roman"/>
+          <w:sz w:val="28"/>
+          <w:szCs w:val="28"/>
+        </w:rPr>
+        <w:t>реализующим</w:t>
+      </w:r>
+      <w:r>
+        <w:rPr>
+          <w:rFonts w:ascii="Times New Roman" w:hAnsi="Times New Roman" w:cs="Times New Roman"/>
+          <w:sz w:val="28"/>
+          <w:szCs w:val="28"/>
+        </w:rPr>
+        <w:t xml:space="preserve"> </w:t>
+      </w:r>
+      <w:r>
+        <w:rPr>
+          <w:rFonts w:ascii="Times New Roman" w:hAnsi="Times New Roman" w:cs="Times New Roman"/>
+          <w:sz w:val="28"/>
+          <w:szCs w:val="28"/>
+        </w:rPr>
+        <w:t xml:space="preserve">данный </w:t>
+      </w:r>
+      <w:r>
+        <w:rPr>
+          <w:rFonts w:ascii="Times New Roman" w:hAnsi="Times New Roman" w:cs="Times New Roman"/>
+          <w:sz w:val="28"/>
+          <w:szCs w:val="28"/>
+        </w:rPr>
+        <w:t xml:space="preserve">проект на </w:t>
+      </w:r>
+      <w:r>
+        <w:rPr>
+          <w:rFonts w:ascii="Times New Roman" w:hAnsi="Times New Roman" w:cs="Times New Roman"/>
+          <w:sz w:val="28"/>
+          <w:szCs w:val="28"/>
+        </w:rPr>
+        <w:t>3</w:t>
+      </w:r>
+      <w:r>
+        <w:rPr>
+          <w:rFonts w:ascii="Times New Roman" w:hAnsi="Times New Roman" w:cs="Times New Roman"/>
+          <w:sz w:val="28"/>
+          <w:szCs w:val="28"/>
+        </w:rPr>
+        <w:t xml:space="preserve"> этапе разработки</w:t>
+      </w:r>
+      <w:r>
+        <w:rPr>
+          <w:rFonts w:ascii="Times New Roman" w:hAnsi="Times New Roman" w:cs="Times New Roman"/>
+          <w:sz w:val="28"/>
+          <w:szCs w:val="28"/>
+        </w:rPr>
+        <w:t xml:space="preserve"> (реализация и тестирование)</w:t>
+      </w:r>
+      <w:r>
+        <w:rPr>
+          <w:rFonts w:ascii="Times New Roman" w:hAnsi="Times New Roman" w:cs="Times New Roman"/>
+          <w:sz w:val="28"/>
+          <w:szCs w:val="28"/>
+        </w:rPr>
+        <w:t>.</w:t>
       </w:r>
     </w:p>
     <w:p>
@@ -1581,672 +1706,8 @@
           <w:sz w:val="28"/>
           <w:szCs w:val="28"/>
         </w:rPr>
-        <w:lastRenderedPageBreak/>
         <w:t xml:space="preserve">Процедура приемки: Финальная демонстрация работоспособности программы и представление результатов. Подписание акта приемки-сдачи </w:t>
       </w:r>
-    </w:p>
-    <w:p>
-      <w:pPr>
-        <w:spacing w:after="0" w:line="360" w:lineRule="auto"/>
-        <w:ind w:firstLine="709"/>
-        <w:jc w:val="both"/>
-        <w:rPr>
-          <w:rFonts w:ascii="Times New Roman" w:hAnsi="Times New Roman" w:cs="Times New Roman"/>
-          <w:sz w:val="28"/>
-          <w:szCs w:val="28"/>
-        </w:rPr>
-      </w:pPr>
-    </w:p>
-    <w:p>
-      <w:pPr>
-        <w:spacing w:after="0" w:line="360" w:lineRule="auto"/>
-        <w:ind w:firstLine="709"/>
-        <w:jc w:val="both"/>
-        <w:rPr>
-          <w:rFonts w:ascii="Times New Roman" w:hAnsi="Times New Roman" w:cs="Times New Roman"/>
-          <w:sz w:val="28"/>
-          <w:szCs w:val="28"/>
-        </w:rPr>
-      </w:pPr>
-    </w:p>
-    <w:p>
-      <w:pPr>
-        <w:spacing w:after="0" w:line="360" w:lineRule="auto"/>
-        <w:ind w:firstLine="709"/>
-        <w:jc w:val="both"/>
-        <w:rPr>
-          <w:rFonts w:ascii="Times New Roman" w:hAnsi="Times New Roman" w:cs="Times New Roman"/>
-          <w:sz w:val="28"/>
-          <w:szCs w:val="28"/>
-        </w:rPr>
-      </w:pPr>
-    </w:p>
-    <w:p>
-      <w:pPr>
-        <w:spacing w:after="0" w:line="360" w:lineRule="auto"/>
-        <w:ind w:firstLine="709"/>
-        <w:jc w:val="both"/>
-        <w:rPr>
-          <w:rFonts w:ascii="Times New Roman" w:hAnsi="Times New Roman" w:cs="Times New Roman"/>
-          <w:sz w:val="28"/>
-          <w:szCs w:val="28"/>
-        </w:rPr>
-      </w:pPr>
-    </w:p>
-    <w:p>
-      <w:pPr>
-        <w:spacing w:after="0" w:line="360" w:lineRule="auto"/>
-        <w:ind w:firstLine="709"/>
-        <w:jc w:val="both"/>
-        <w:rPr>
-          <w:rFonts w:ascii="Times New Roman" w:hAnsi="Times New Roman" w:cs="Times New Roman"/>
-          <w:sz w:val="28"/>
-          <w:szCs w:val="28"/>
-        </w:rPr>
-      </w:pPr>
-    </w:p>
-    <w:p>
-      <w:pPr>
-        <w:spacing w:after="0" w:line="360" w:lineRule="auto"/>
-        <w:ind w:firstLine="709"/>
-        <w:jc w:val="both"/>
-        <w:rPr>
-          <w:rFonts w:ascii="Times New Roman" w:hAnsi="Times New Roman" w:cs="Times New Roman"/>
-          <w:sz w:val="28"/>
-          <w:szCs w:val="28"/>
-        </w:rPr>
-      </w:pPr>
-    </w:p>
-    <w:p>
-      <w:pPr>
-        <w:spacing w:after="0" w:line="360" w:lineRule="auto"/>
-        <w:ind w:firstLine="709"/>
-        <w:jc w:val="both"/>
-        <w:rPr>
-          <w:rFonts w:ascii="Times New Roman" w:hAnsi="Times New Roman" w:cs="Times New Roman"/>
-          <w:sz w:val="28"/>
-          <w:szCs w:val="28"/>
-        </w:rPr>
-      </w:pPr>
-    </w:p>
-    <w:p>
-      <w:pPr>
-        <w:spacing w:after="0" w:line="360" w:lineRule="auto"/>
-        <w:ind w:firstLine="709"/>
-        <w:jc w:val="both"/>
-        <w:rPr>
-          <w:rFonts w:ascii="Times New Roman" w:hAnsi="Times New Roman" w:cs="Times New Roman"/>
-          <w:sz w:val="28"/>
-          <w:szCs w:val="28"/>
-        </w:rPr>
-      </w:pPr>
-    </w:p>
-    <w:p>
-      <w:pPr>
-        <w:spacing w:after="0" w:line="360" w:lineRule="auto"/>
-        <w:ind w:firstLine="709"/>
-        <w:jc w:val="both"/>
-        <w:rPr>
-          <w:rFonts w:ascii="Times New Roman" w:hAnsi="Times New Roman" w:cs="Times New Roman"/>
-          <w:sz w:val="28"/>
-          <w:szCs w:val="28"/>
-        </w:rPr>
-      </w:pPr>
-    </w:p>
-    <w:p>
-      <w:pPr>
-        <w:spacing w:after="0" w:line="360" w:lineRule="auto"/>
-        <w:ind w:firstLine="709"/>
-        <w:jc w:val="both"/>
-        <w:rPr>
-          <w:rFonts w:ascii="Times New Roman" w:hAnsi="Times New Roman" w:cs="Times New Roman"/>
-          <w:sz w:val="28"/>
-          <w:szCs w:val="28"/>
-        </w:rPr>
-      </w:pPr>
-    </w:p>
-    <w:p>
-      <w:pPr>
-        <w:spacing w:after="0" w:line="360" w:lineRule="auto"/>
-        <w:ind w:firstLine="709"/>
-        <w:jc w:val="both"/>
-        <w:rPr>
-          <w:rFonts w:ascii="Times New Roman" w:hAnsi="Times New Roman" w:cs="Times New Roman"/>
-          <w:sz w:val="28"/>
-          <w:szCs w:val="28"/>
-        </w:rPr>
-      </w:pPr>
-    </w:p>
-    <w:p>
-      <w:pPr>
-        <w:spacing w:after="0" w:line="360" w:lineRule="auto"/>
-        <w:ind w:firstLine="709"/>
-        <w:jc w:val="both"/>
-        <w:rPr>
-          <w:rFonts w:ascii="Times New Roman" w:hAnsi="Times New Roman" w:cs="Times New Roman"/>
-          <w:sz w:val="28"/>
-          <w:szCs w:val="28"/>
-        </w:rPr>
-      </w:pPr>
-    </w:p>
-    <w:p>
-      <w:pPr>
-        <w:spacing w:after="0" w:line="360" w:lineRule="auto"/>
-        <w:ind w:firstLine="709"/>
-        <w:jc w:val="both"/>
-        <w:rPr>
-          <w:rFonts w:ascii="Times New Roman" w:hAnsi="Times New Roman" w:cs="Times New Roman"/>
-          <w:sz w:val="28"/>
-          <w:szCs w:val="28"/>
-        </w:rPr>
-      </w:pPr>
-    </w:p>
-    <w:p>
-      <w:pPr>
-        <w:spacing w:after="0" w:line="360" w:lineRule="auto"/>
-        <w:jc w:val="both"/>
-        <w:rPr>
-          <w:rFonts w:ascii="Times New Roman" w:hAnsi="Times New Roman" w:cs="Times New Roman"/>
-          <w:sz w:val="28"/>
-          <w:szCs w:val="28"/>
-        </w:rPr>
-      </w:pPr>
-    </w:p>
-    <w:p>
-      <w:pPr>
-        <w:spacing w:after="0" w:line="360" w:lineRule="auto"/>
-        <w:jc w:val="right"/>
-        <w:rPr>
-          <w:rFonts w:ascii="Times New Roman" w:hAnsi="Times New Roman" w:cs="Times New Roman"/>
-          <w:sz w:val="28"/>
-          <w:szCs w:val="28"/>
-          <w:lang w:val="en-US"/>
-        </w:rPr>
-      </w:pPr>
-    </w:p>
-    <w:p>
-      <w:pPr>
-        <w:spacing w:after="0" w:line="360" w:lineRule="auto"/>
-        <w:jc w:val="right"/>
-        <w:rPr>
-          <w:rFonts w:ascii="Times New Roman" w:hAnsi="Times New Roman" w:cs="Times New Roman"/>
-          <w:sz w:val="28"/>
-          <w:szCs w:val="28"/>
-          <w:lang w:val="en-US"/>
-        </w:rPr>
-      </w:pPr>
-    </w:p>
-    <w:p>
-      <w:pPr>
-        <w:spacing w:after="0" w:line="360" w:lineRule="auto"/>
-        <w:jc w:val="right"/>
-        <w:rPr>
-          <w:rFonts w:ascii="Times New Roman" w:hAnsi="Times New Roman" w:cs="Times New Roman"/>
-          <w:sz w:val="28"/>
-          <w:szCs w:val="28"/>
-          <w:lang w:val="en-US"/>
-        </w:rPr>
-      </w:pPr>
-    </w:p>
-    <w:p>
-      <w:pPr>
-        <w:spacing w:after="0" w:line="360" w:lineRule="auto"/>
-        <w:ind w:firstLine="709"/>
-        <w:jc w:val="right"/>
-        <w:rPr>
-          <w:rFonts w:ascii="Times New Roman" w:hAnsi="Times New Roman" w:cs="Times New Roman"/>
-          <w:b/>
-          <w:bCs/>
-          <w:sz w:val="28"/>
-          <w:szCs w:val="28"/>
-        </w:rPr>
-      </w:pPr>
-      <w:r>
-        <w:rPr>
-          <w:rFonts w:ascii="Times New Roman" w:hAnsi="Times New Roman" w:cs="Times New Roman"/>
-          <w:b/>
-          <w:bCs/>
-          <w:sz w:val="28"/>
-          <w:szCs w:val="28"/>
-        </w:rPr>
-        <w:t>РАЗРАБОТАЛ:</w:t>
-      </w:r>
-    </w:p>
-    <w:p>
-      <w:pPr>
-        <w:spacing w:after="0" w:line="360" w:lineRule="auto"/>
-        <w:ind w:firstLine="709"/>
-        <w:rPr>
-          <w:rFonts w:ascii="Times New Roman" w:hAnsi="Times New Roman" w:cs="Times New Roman"/>
-          <w:sz w:val="28"/>
-          <w:szCs w:val="28"/>
-        </w:rPr>
-      </w:pPr>
-      <w:r>
-        <w:rPr>
-          <w:rFonts w:ascii="Times New Roman" w:hAnsi="Times New Roman" w:cs="Times New Roman"/>
-          <w:sz w:val="28"/>
-          <w:szCs w:val="28"/>
-        </w:rPr>
-        <w:t xml:space="preserve">                                              </w:t>
-      </w:r>
-      <w:r>
-        <w:rPr>
-          <w:rFonts w:ascii="Times New Roman" w:hAnsi="Times New Roman" w:cs="Times New Roman"/>
-          <w:sz w:val="28"/>
-          <w:szCs w:val="28"/>
-        </w:rPr>
-        <w:t xml:space="preserve">                    </w:t>
-      </w:r>
-      <w:r>
-        <w:rPr>
-          <w:rFonts w:ascii="Times New Roman" w:hAnsi="Times New Roman" w:cs="Times New Roman"/>
-          <w:sz w:val="28"/>
-          <w:szCs w:val="28"/>
-        </w:rPr>
-        <w:t xml:space="preserve">Студент группы: </w:t>
-      </w:r>
-      <w:proofErr w:type="spellStart"/>
-      <w:r>
-        <w:rPr>
-          <w:rFonts w:ascii="Times New Roman" w:hAnsi="Times New Roman" w:cs="Times New Roman"/>
-          <w:sz w:val="28"/>
-          <w:szCs w:val="28"/>
-          <w:u w:val="single"/>
-        </w:rPr>
-        <w:t>ИСПк</w:t>
-      </w:r>
-      <w:proofErr w:type="spellEnd"/>
-      <w:r>
-        <w:rPr>
-          <w:rFonts w:ascii="Times New Roman" w:hAnsi="Times New Roman" w:cs="Times New Roman"/>
-          <w:sz w:val="28"/>
-          <w:szCs w:val="28"/>
-          <w:u w:val="single"/>
-        </w:rPr>
-        <w:t xml:space="preserve"> 203-52-00</w:t>
-      </w:r>
-    </w:p>
-    <w:p>
-      <w:pPr>
-        <w:spacing w:after="0" w:line="360" w:lineRule="auto"/>
-        <w:ind w:firstLine="709"/>
-        <w:rPr>
-          <w:rFonts w:ascii="Times New Roman" w:hAnsi="Times New Roman" w:cs="Times New Roman"/>
-          <w:sz w:val="28"/>
-          <w:szCs w:val="28"/>
-        </w:rPr>
-      </w:pPr>
-      <w:r>
-        <w:rPr>
-          <w:rFonts w:ascii="Times New Roman" w:hAnsi="Times New Roman" w:cs="Times New Roman"/>
-          <w:sz w:val="28"/>
-          <w:szCs w:val="28"/>
-        </w:rPr>
-        <w:t xml:space="preserve">                                                                                   </w:t>
-      </w:r>
-      <w:r>
-        <w:rPr>
-          <w:rFonts w:ascii="Times New Roman" w:hAnsi="Times New Roman" w:cs="Times New Roman"/>
-          <w:sz w:val="28"/>
-          <w:szCs w:val="28"/>
-        </w:rPr>
-        <w:t xml:space="preserve">                     </w:t>
-      </w:r>
-      <w:r>
-        <w:rPr>
-          <w:rFonts w:ascii="Times New Roman" w:hAnsi="Times New Roman" w:cs="Times New Roman"/>
-          <w:sz w:val="28"/>
-          <w:szCs w:val="28"/>
-        </w:rPr>
-        <w:t>(</w:t>
-      </w:r>
-      <w:r>
-        <w:rPr>
-          <w:rFonts w:ascii="Times New Roman" w:hAnsi="Times New Roman" w:cs="Times New Roman"/>
-          <w:sz w:val="28"/>
-          <w:szCs w:val="28"/>
-        </w:rPr>
-        <w:t>Г</w:t>
-      </w:r>
-      <w:r>
-        <w:rPr>
-          <w:rFonts w:ascii="Times New Roman" w:hAnsi="Times New Roman" w:cs="Times New Roman"/>
-          <w:sz w:val="28"/>
-          <w:szCs w:val="28"/>
-        </w:rPr>
-        <w:t>руппа)</w:t>
-      </w:r>
-    </w:p>
-    <w:p>
-      <w:pPr>
-        <w:spacing w:after="0" w:line="360" w:lineRule="auto"/>
-        <w:ind w:firstLine="709"/>
-        <w:jc w:val="right"/>
-        <w:rPr>
-          <w:rFonts w:ascii="Times New Roman" w:hAnsi="Times New Roman" w:cs="Times New Roman"/>
-          <w:sz w:val="28"/>
-          <w:szCs w:val="28"/>
-        </w:rPr>
-      </w:pPr>
-      <w:r>
-        <w:rPr>
-          <w:rFonts w:ascii="Times New Roman" w:hAnsi="Times New Roman" w:cs="Times New Roman"/>
-          <w:sz w:val="28"/>
-          <w:szCs w:val="28"/>
-          <w:u w:val="single"/>
-        </w:rPr>
-        <w:t> </w:t>
-      </w:r>
-      <w:r>
-        <w:rPr>
-          <w:rFonts w:ascii="Times New Roman" w:hAnsi="Times New Roman" w:cs="Times New Roman"/>
-          <w:sz w:val="28"/>
-          <w:szCs w:val="28"/>
-          <w:u w:val="single"/>
-        </w:rPr>
-        <w:t>                         </w:t>
-      </w:r>
-      <w:r>
-        <w:rPr>
-          <w:rFonts w:ascii="Times New Roman" w:hAnsi="Times New Roman" w:cs="Times New Roman"/>
-          <w:sz w:val="28"/>
-          <w:szCs w:val="28"/>
-        </w:rPr>
-        <w:t> </w:t>
-      </w:r>
-      <w:r>
-        <w:rPr>
-          <w:rFonts w:ascii="Times New Roman" w:hAnsi="Times New Roman" w:cs="Times New Roman"/>
-          <w:sz w:val="28"/>
-          <w:szCs w:val="28"/>
-        </w:rPr>
-        <w:t xml:space="preserve">/ </w:t>
-      </w:r>
-      <w:r>
-        <w:rPr>
-          <w:rFonts w:ascii="Times New Roman" w:hAnsi="Times New Roman" w:cs="Times New Roman"/>
-          <w:sz w:val="28"/>
-          <w:szCs w:val="28"/>
-          <w:u w:val="single"/>
-        </w:rPr>
-        <w:t>Шильников М</w:t>
-      </w:r>
-      <w:r>
-        <w:rPr>
-          <w:rFonts w:ascii="Times New Roman" w:hAnsi="Times New Roman" w:cs="Times New Roman"/>
-          <w:sz w:val="28"/>
-          <w:szCs w:val="28"/>
-          <w:u w:val="single"/>
-        </w:rPr>
-        <w:t>.</w:t>
-      </w:r>
-      <w:r>
-        <w:rPr>
-          <w:rFonts w:ascii="Times New Roman" w:hAnsi="Times New Roman" w:cs="Times New Roman"/>
-          <w:sz w:val="28"/>
-          <w:szCs w:val="28"/>
-          <w:u w:val="single"/>
-        </w:rPr>
-        <w:t xml:space="preserve"> Ю</w:t>
-      </w:r>
-    </w:p>
-    <w:p>
-      <w:pPr>
-        <w:spacing w:after="0" w:line="360" w:lineRule="auto"/>
-        <w:ind w:firstLine="709"/>
-        <w:rPr>
-          <w:rFonts w:ascii="Times New Roman" w:hAnsi="Times New Roman" w:cs="Times New Roman"/>
-          <w:sz w:val="28"/>
-          <w:szCs w:val="28"/>
-        </w:rPr>
-      </w:pPr>
-      <w:r>
-        <w:rPr>
-          <w:rFonts w:ascii="Times New Roman" w:hAnsi="Times New Roman" w:cs="Times New Roman"/>
-          <w:sz w:val="28"/>
-          <w:szCs w:val="28"/>
-        </w:rPr>
-        <w:t xml:space="preserve">                                                  </w:t>
-      </w:r>
-      <w:r>
-        <w:rPr>
-          <w:rFonts w:ascii="Times New Roman" w:hAnsi="Times New Roman" w:cs="Times New Roman"/>
-          <w:sz w:val="28"/>
-          <w:szCs w:val="28"/>
-        </w:rPr>
-        <w:t xml:space="preserve">                 </w:t>
-      </w:r>
-      <w:r>
-        <w:rPr>
-          <w:rFonts w:ascii="Times New Roman" w:hAnsi="Times New Roman" w:cs="Times New Roman"/>
-          <w:sz w:val="28"/>
-          <w:szCs w:val="28"/>
-          <w:lang w:val="en-US"/>
-        </w:rPr>
-        <w:t xml:space="preserve"> </w:t>
-      </w:r>
-      <w:r>
-        <w:rPr>
-          <w:rFonts w:ascii="Times New Roman" w:hAnsi="Times New Roman" w:cs="Times New Roman"/>
-          <w:sz w:val="28"/>
-          <w:szCs w:val="28"/>
-        </w:rPr>
-        <w:t>(Подпись)</w:t>
-      </w:r>
-      <w:r>
-        <w:rPr>
-          <w:rFonts w:ascii="Times New Roman" w:hAnsi="Times New Roman" w:cs="Times New Roman"/>
-          <w:sz w:val="28"/>
-          <w:szCs w:val="28"/>
-        </w:rPr>
-        <w:t xml:space="preserve">              </w:t>
-      </w:r>
-      <w:r>
-        <w:rPr>
-          <w:rFonts w:ascii="Times New Roman" w:hAnsi="Times New Roman" w:cs="Times New Roman"/>
-          <w:sz w:val="28"/>
-          <w:szCs w:val="28"/>
-          <w:lang w:val="en-US"/>
-        </w:rPr>
-        <w:t xml:space="preserve"> </w:t>
-      </w:r>
-      <w:r>
-        <w:rPr>
-          <w:rFonts w:ascii="Times New Roman" w:hAnsi="Times New Roman" w:cs="Times New Roman"/>
-          <w:sz w:val="28"/>
-          <w:szCs w:val="28"/>
-        </w:rPr>
-        <w:t xml:space="preserve"> </w:t>
-      </w:r>
-      <w:r>
-        <w:rPr>
-          <w:rFonts w:ascii="Times New Roman" w:hAnsi="Times New Roman" w:cs="Times New Roman"/>
-          <w:sz w:val="28"/>
-          <w:szCs w:val="28"/>
-        </w:rPr>
-        <w:t>(ФИО)</w:t>
-      </w:r>
-    </w:p>
-    <w:p>
-      <w:pPr>
-        <w:spacing w:after="0" w:line="360" w:lineRule="auto"/>
-        <w:ind w:firstLine="709"/>
-        <w:jc w:val="right"/>
-        <w:rPr>
-          <w:rFonts w:ascii="Times New Roman" w:hAnsi="Times New Roman" w:cs="Times New Roman"/>
-          <w:sz w:val="28"/>
-          <w:szCs w:val="28"/>
-        </w:rPr>
-      </w:pPr>
-      <w:r>
-        <w:rPr>
-          <w:rFonts w:ascii="Times New Roman" w:hAnsi="Times New Roman" w:cs="Times New Roman"/>
-          <w:sz w:val="28"/>
-          <w:szCs w:val="28"/>
-        </w:rPr>
-        <w:t>«__</w:t>
-      </w:r>
-      <w:r>
-        <w:rPr>
-          <w:rFonts w:ascii="Times New Roman" w:hAnsi="Times New Roman" w:cs="Times New Roman"/>
-          <w:i/>
-          <w:iCs/>
-          <w:sz w:val="28"/>
-          <w:szCs w:val="28"/>
-        </w:rPr>
-        <w:t>» __________ 202</w:t>
-      </w:r>
-      <w:r>
-        <w:rPr>
-          <w:rFonts w:ascii="Times New Roman" w:hAnsi="Times New Roman" w:cs="Times New Roman"/>
-          <w:sz w:val="28"/>
-          <w:szCs w:val="28"/>
-        </w:rPr>
-        <w:t xml:space="preserve"> г.</w:t>
-      </w:r>
-    </w:p>
-    <w:p>
-      <w:pPr>
-        <w:spacing w:after="0" w:line="360" w:lineRule="auto"/>
-        <w:ind w:firstLine="709"/>
-        <w:jc w:val="right"/>
-        <w:rPr>
-          <w:rFonts w:ascii="Times New Roman" w:hAnsi="Times New Roman" w:cs="Times New Roman"/>
-          <w:b/>
-          <w:bCs/>
-          <w:sz w:val="28"/>
-          <w:szCs w:val="28"/>
-        </w:rPr>
-      </w:pPr>
-      <w:r>
-        <w:rPr>
-          <w:rFonts w:ascii="Times New Roman" w:hAnsi="Times New Roman" w:cs="Times New Roman"/>
-          <w:b/>
-          <w:bCs/>
-          <w:sz w:val="28"/>
-          <w:szCs w:val="28"/>
-        </w:rPr>
-        <w:t>СОГЛАСОВАНО:</w:t>
-      </w:r>
-    </w:p>
-    <w:p>
-      <w:pPr>
-        <w:spacing w:after="0" w:line="360" w:lineRule="auto"/>
-        <w:ind w:firstLine="709"/>
-        <w:jc w:val="right"/>
-        <w:rPr>
-          <w:rFonts w:ascii="Times New Roman" w:hAnsi="Times New Roman" w:cs="Times New Roman"/>
-          <w:sz w:val="28"/>
-          <w:szCs w:val="28"/>
-          <w:lang w:val="en-US"/>
-        </w:rPr>
-      </w:pPr>
-      <w:r>
-        <w:rPr>
-          <w:rFonts w:ascii="Times New Roman" w:hAnsi="Times New Roman" w:cs="Times New Roman"/>
-          <w:sz w:val="28"/>
-          <w:szCs w:val="28"/>
-        </w:rPr>
-        <w:t>______________ / _______________</w:t>
-      </w:r>
-    </w:p>
-    <w:p>
-      <w:pPr>
-        <w:spacing w:after="0" w:line="360" w:lineRule="auto"/>
-        <w:ind w:firstLine="709"/>
-        <w:jc w:val="both"/>
-        <w:rPr>
-          <w:rFonts w:ascii="Times New Roman" w:hAnsi="Times New Roman" w:cs="Times New Roman"/>
-          <w:sz w:val="28"/>
-          <w:szCs w:val="28"/>
-          <w:lang w:val="en-US"/>
-        </w:rPr>
-      </w:pPr>
-      <w:r>
-        <w:rPr>
-          <w:rFonts w:ascii="Times New Roman" w:hAnsi="Times New Roman" w:cs="Times New Roman"/>
-          <w:sz w:val="28"/>
-          <w:szCs w:val="28"/>
-          <w:lang w:val="en-US"/>
-        </w:rPr>
-        <w:t xml:space="preserve">                                                                    </w:t>
-      </w:r>
-      <w:r>
-        <w:rPr>
-          <w:rFonts w:ascii="Times New Roman" w:hAnsi="Times New Roman" w:cs="Times New Roman"/>
-          <w:sz w:val="28"/>
-          <w:szCs w:val="28"/>
-        </w:rPr>
-        <w:t xml:space="preserve">(Подпись) </w:t>
-      </w:r>
-      <w:r>
-        <w:rPr>
-          <w:rFonts w:ascii="Times New Roman" w:hAnsi="Times New Roman" w:cs="Times New Roman"/>
-          <w:sz w:val="28"/>
-          <w:szCs w:val="28"/>
-          <w:lang w:val="en-US"/>
-        </w:rPr>
-        <w:t xml:space="preserve">                </w:t>
-      </w:r>
-      <w:r>
-        <w:rPr>
-          <w:rFonts w:ascii="Times New Roman" w:hAnsi="Times New Roman" w:cs="Times New Roman"/>
-          <w:sz w:val="28"/>
-          <w:szCs w:val="28"/>
-        </w:rPr>
-        <w:t>(ФИО)</w:t>
-      </w:r>
-    </w:p>
-    <w:p>
-      <w:pPr>
-        <w:spacing w:after="0" w:line="360" w:lineRule="auto"/>
-        <w:ind w:firstLine="709"/>
-        <w:jc w:val="right"/>
-        <w:rPr>
-          <w:rFonts w:ascii="Times New Roman" w:hAnsi="Times New Roman" w:cs="Times New Roman"/>
-          <w:sz w:val="28"/>
-          <w:szCs w:val="28"/>
-        </w:rPr>
-      </w:pPr>
-      <w:r>
-        <w:rPr>
-          <w:rFonts w:ascii="Times New Roman" w:hAnsi="Times New Roman" w:cs="Times New Roman"/>
-          <w:sz w:val="28"/>
-          <w:szCs w:val="28"/>
-        </w:rPr>
-        <w:t>«__</w:t>
-      </w:r>
-      <w:r>
-        <w:rPr>
-          <w:rFonts w:ascii="Times New Roman" w:hAnsi="Times New Roman" w:cs="Times New Roman"/>
-          <w:i/>
-          <w:iCs/>
-          <w:sz w:val="28"/>
-          <w:szCs w:val="28"/>
-        </w:rPr>
-        <w:t>» __________ 202</w:t>
-      </w:r>
-      <w:r>
-        <w:rPr>
-          <w:rFonts w:ascii="Times New Roman" w:hAnsi="Times New Roman" w:cs="Times New Roman"/>
-          <w:sz w:val="28"/>
-          <w:szCs w:val="28"/>
-        </w:rPr>
-        <w:t xml:space="preserve"> г.</w:t>
-      </w:r>
-    </w:p>
-    <w:p>
-      <w:pPr>
-        <w:spacing w:after="0" w:line="360" w:lineRule="auto"/>
-        <w:ind w:firstLine="709"/>
-        <w:jc w:val="both"/>
-        <w:rPr>
-          <w:rFonts w:ascii="Times New Roman" w:hAnsi="Times New Roman" w:cs="Times New Roman"/>
-          <w:sz w:val="28"/>
-          <w:szCs w:val="28"/>
-        </w:rPr>
-      </w:pPr>
     </w:p>
     <w:sectPr>
       <w:pgSz w:w="11906" w:h="16838"/>
@@ -2486,11 +1947,127 @@
       </w:rPr>
     </w:lvl>
   </w:abstractNum>
+  <w:abstractNum w:abstractNumId="2" w15:restartNumberingAfterBreak="0">
+    <w:nsid w:val="569D11D2"/>
+    <w:multiLevelType w:val="hybridMultilevel"/>
+    <w:tmpl w:val="A5A2E3A4"/>
+    <w:lvl w:ilvl="0" w:tplc="B5A63F8E">
+      <w:start w:val="1"/>
+      <w:numFmt w:val="bullet"/>
+      <w:lvlText w:val=""/>
+      <w:lvlJc w:val="left"/>
+      <w:pPr>
+        <w:ind w:left="720" w:hanging="360"/>
+      </w:pPr>
+      <w:rPr>
+        <w:rFonts w:ascii="Symbol" w:hAnsi="Symbol" w:hint="default"/>
+      </w:rPr>
+    </w:lvl>
+    <w:lvl w:ilvl="1" w:tplc="04190003" w:tentative="1">
+      <w:start w:val="1"/>
+      <w:numFmt w:val="bullet"/>
+      <w:lvlText w:val="o"/>
+      <w:lvlJc w:val="left"/>
+      <w:pPr>
+        <w:ind w:left="1440" w:hanging="360"/>
+      </w:pPr>
+      <w:rPr>
+        <w:rFonts w:ascii="Courier New" w:hAnsi="Courier New" w:cs="Courier New" w:hint="default"/>
+      </w:rPr>
+    </w:lvl>
+    <w:lvl w:ilvl="2" w:tplc="04190005" w:tentative="1">
+      <w:start w:val="1"/>
+      <w:numFmt w:val="bullet"/>
+      <w:lvlText w:val=""/>
+      <w:lvlJc w:val="left"/>
+      <w:pPr>
+        <w:ind w:left="2160" w:hanging="360"/>
+      </w:pPr>
+      <w:rPr>
+        <w:rFonts w:ascii="Wingdings" w:hAnsi="Wingdings" w:hint="default"/>
+      </w:rPr>
+    </w:lvl>
+    <w:lvl w:ilvl="3" w:tplc="04190001" w:tentative="1">
+      <w:start w:val="1"/>
+      <w:numFmt w:val="bullet"/>
+      <w:lvlText w:val=""/>
+      <w:lvlJc w:val="left"/>
+      <w:pPr>
+        <w:ind w:left="2880" w:hanging="360"/>
+      </w:pPr>
+      <w:rPr>
+        <w:rFonts w:ascii="Symbol" w:hAnsi="Symbol" w:hint="default"/>
+      </w:rPr>
+    </w:lvl>
+    <w:lvl w:ilvl="4" w:tplc="04190003" w:tentative="1">
+      <w:start w:val="1"/>
+      <w:numFmt w:val="bullet"/>
+      <w:lvlText w:val="o"/>
+      <w:lvlJc w:val="left"/>
+      <w:pPr>
+        <w:ind w:left="3600" w:hanging="360"/>
+      </w:pPr>
+      <w:rPr>
+        <w:rFonts w:ascii="Courier New" w:hAnsi="Courier New" w:cs="Courier New" w:hint="default"/>
+      </w:rPr>
+    </w:lvl>
+    <w:lvl w:ilvl="5" w:tplc="04190005" w:tentative="1">
+      <w:start w:val="1"/>
+      <w:numFmt w:val="bullet"/>
+      <w:lvlText w:val=""/>
+      <w:lvlJc w:val="left"/>
+      <w:pPr>
+        <w:ind w:left="4320" w:hanging="360"/>
+      </w:pPr>
+      <w:rPr>
+        <w:rFonts w:ascii="Wingdings" w:hAnsi="Wingdings" w:hint="default"/>
+      </w:rPr>
+    </w:lvl>
+    <w:lvl w:ilvl="6" w:tplc="04190001" w:tentative="1">
+      <w:start w:val="1"/>
+      <w:numFmt w:val="bullet"/>
+      <w:lvlText w:val=""/>
+      <w:lvlJc w:val="left"/>
+      <w:pPr>
+        <w:ind w:left="5040" w:hanging="360"/>
+      </w:pPr>
+      <w:rPr>
+        <w:rFonts w:ascii="Symbol" w:hAnsi="Symbol" w:hint="default"/>
+      </w:rPr>
+    </w:lvl>
+    <w:lvl w:ilvl="7" w:tplc="04190003" w:tentative="1">
+      <w:start w:val="1"/>
+      <w:numFmt w:val="bullet"/>
+      <w:lvlText w:val="o"/>
+      <w:lvlJc w:val="left"/>
+      <w:pPr>
+        <w:ind w:left="5760" w:hanging="360"/>
+      </w:pPr>
+      <w:rPr>
+        <w:rFonts w:ascii="Courier New" w:hAnsi="Courier New" w:cs="Courier New" w:hint="default"/>
+      </w:rPr>
+    </w:lvl>
+    <w:lvl w:ilvl="8" w:tplc="04190005" w:tentative="1">
+      <w:start w:val="1"/>
+      <w:numFmt w:val="bullet"/>
+      <w:lvlText w:val=""/>
+      <w:lvlJc w:val="left"/>
+      <w:pPr>
+        <w:ind w:left="6480" w:hanging="360"/>
+      </w:pPr>
+      <w:rPr>
+        <w:rFonts w:ascii="Wingdings" w:hAnsi="Wingdings" w:hint="default"/>
+      </w:rPr>
+    </w:lvl>
+  </w:abstractNum>
   <w:num w:numId="1" w16cid:durableId="1457681042">
     <w:abstractNumId w:val="0"/>
   </w:num>
   <w:num w:numId="2" w16cid:durableId="1843087649">
     <w:abstractNumId w:val="1"/>
+  </w:num>
+  <w:num w:numId="3" w16cid:durableId="1796214186">
+    <w:abstractNumId w:val="2"/>
   </w:num>
 </w:numbering>
 </file>
@@ -3098,6 +2675,7 @@
   <w:style w:type="character" w:default="1" w:styleId="a0">
     <w:name w:val="Default Paragraph Font"/>
     <w:uiPriority w:val="1"/>
+    <w:semiHidden/>
     <w:unhideWhenUsed/>
   </w:style>
   <w:style w:type="table" w:default="1" w:styleId="a1">

--- a/МДК 06.01/ЛАБА 3/Шильников М.Ю. ЛАБА 3.docx
+++ b/МДК 06.01/ЛАБА 3/Шильников М.Ю. ЛАБА 3.docx
@@ -1018,7 +1018,16 @@
           <w:sz w:val="28"/>
           <w:szCs w:val="28"/>
         </w:rPr>
-        <w:t>Допускается, что у</w:t>
+        <w:t xml:space="preserve">Проект ограничен по срокам и должен быть завершен к дате защиты учебной практики, а также предусматривается обязательное использование языка программирования </w:t>
+      </w:r>
+      <w:r>
+        <w:rPr>
+          <w:rFonts w:ascii="Times New Roman" w:hAnsi="Times New Roman" w:cs="Times New Roman"/>
+          <w:sz w:val="28"/>
+          <w:szCs w:val="28"/>
+          <w:lang w:val="en-US"/>
+        </w:rPr>
+        <w:t>Python</w:t>
       </w:r>
       <w:r>
         <w:rPr>
@@ -1034,63 +1043,31 @@
           <w:sz w:val="28"/>
           <w:szCs w:val="28"/>
         </w:rPr>
-        <w:t>реализующего данный</w:t>
-      </w:r>
-      <w:r>
-        <w:rPr>
-          <w:rFonts w:ascii="Times New Roman" w:hAnsi="Times New Roman" w:cs="Times New Roman"/>
-          <w:sz w:val="28"/>
-          <w:szCs w:val="28"/>
-        </w:rPr>
-        <w:t xml:space="preserve"> проект есть необходимый минимальный уровень знаний Python и </w:t>
-      </w:r>
-      <w:r>
-        <w:rPr>
-          <w:rFonts w:ascii="Times New Roman" w:hAnsi="Times New Roman" w:cs="Times New Roman"/>
-          <w:sz w:val="28"/>
-          <w:szCs w:val="28"/>
-        </w:rPr>
-        <w:t xml:space="preserve">работы с библиотекой </w:t>
-      </w:r>
-      <w:r>
-        <w:rPr>
-          <w:rFonts w:ascii="Times New Roman" w:hAnsi="Times New Roman" w:cs="Times New Roman"/>
-          <w:sz w:val="28"/>
-          <w:szCs w:val="28"/>
-        </w:rPr>
-        <w:t>Tkinter</w:t>
-      </w:r>
-      <w:r>
-        <w:rPr>
-          <w:rFonts w:ascii="Times New Roman" w:hAnsi="Times New Roman" w:cs="Times New Roman"/>
-          <w:sz w:val="28"/>
-          <w:szCs w:val="28"/>
-        </w:rPr>
-        <w:t xml:space="preserve">, а также доступ к необходимому программному обеспечению </w:t>
-      </w:r>
-      <w:r>
-        <w:rPr>
-          <w:rFonts w:ascii="Times New Roman" w:hAnsi="Times New Roman" w:cs="Times New Roman"/>
-          <w:sz w:val="28"/>
-          <w:szCs w:val="28"/>
-        </w:rPr>
-        <w:t xml:space="preserve">(IDE, </w:t>
-      </w:r>
-      <w:r>
-        <w:rPr>
-          <w:rFonts w:ascii="Times New Roman" w:hAnsi="Times New Roman" w:cs="Times New Roman"/>
-          <w:sz w:val="28"/>
-          <w:szCs w:val="28"/>
-        </w:rPr>
-        <w:t xml:space="preserve">компилятор </w:t>
-      </w:r>
-      <w:r>
-        <w:rPr>
-          <w:rFonts w:ascii="Times New Roman" w:hAnsi="Times New Roman" w:cs="Times New Roman"/>
-          <w:sz w:val="28"/>
-          <w:szCs w:val="28"/>
-        </w:rPr>
-        <w:t>Python)</w:t>
+        <w:t>и любых библиотек</w:t>
+      </w:r>
+      <w:r>
+        <w:rPr>
+          <w:rFonts w:ascii="Times New Roman" w:hAnsi="Times New Roman" w:cs="Times New Roman"/>
+          <w:sz w:val="28"/>
+          <w:szCs w:val="28"/>
+        </w:rPr>
+        <w:t xml:space="preserve"> </w:t>
+      </w:r>
+      <w:r>
+        <w:rPr>
+          <w:rFonts w:ascii="Times New Roman" w:hAnsi="Times New Roman" w:cs="Times New Roman"/>
+          <w:sz w:val="28"/>
+          <w:szCs w:val="28"/>
+        </w:rPr>
+        <w:t>(не фреймворков)</w:t>
+      </w:r>
+      <w:r>
+        <w:rPr>
+          <w:rFonts w:ascii="Times New Roman" w:hAnsi="Times New Roman" w:cs="Times New Roman"/>
+          <w:sz w:val="28"/>
+          <w:szCs w:val="28"/>
+        </w:rPr>
+        <w:t>.</w:t>
       </w:r>
     </w:p>
     <w:p>
@@ -1104,54 +1081,29 @@
           <w:szCs w:val="28"/>
         </w:rPr>
       </w:pPr>
-      <w:r>
-        <w:rPr>
-          <w:rFonts w:ascii="Times New Roman" w:hAnsi="Times New Roman" w:cs="Times New Roman"/>
-          <w:sz w:val="28"/>
-          <w:szCs w:val="28"/>
-        </w:rPr>
-        <w:t xml:space="preserve">Проект ограничен по срокам и должен быть завершен к дате защиты учебной практики, а также предусматривается обязательное использование языка программирования </w:t>
-      </w:r>
-      <w:r>
-        <w:rPr>
-          <w:rFonts w:ascii="Times New Roman" w:hAnsi="Times New Roman" w:cs="Times New Roman"/>
-          <w:sz w:val="28"/>
-          <w:szCs w:val="28"/>
-          <w:lang w:val="en-US"/>
-        </w:rPr>
-        <w:t>Python</w:t>
-      </w:r>
-      <w:r>
-        <w:rPr>
-          <w:rFonts w:ascii="Times New Roman" w:hAnsi="Times New Roman" w:cs="Times New Roman"/>
-          <w:sz w:val="28"/>
-          <w:szCs w:val="28"/>
-        </w:rPr>
-        <w:t xml:space="preserve"> </w:t>
-      </w:r>
-      <w:r>
-        <w:rPr>
-          <w:rFonts w:ascii="Times New Roman" w:hAnsi="Times New Roman" w:cs="Times New Roman"/>
-          <w:sz w:val="28"/>
-          <w:szCs w:val="28"/>
-        </w:rPr>
-        <w:t>и любых библиотек</w:t>
-      </w:r>
-      <w:r>
-        <w:rPr>
-          <w:rFonts w:ascii="Times New Roman" w:hAnsi="Times New Roman" w:cs="Times New Roman"/>
-          <w:sz w:val="28"/>
-          <w:szCs w:val="28"/>
-        </w:rPr>
-        <w:t>(не фреймворков)</w:t>
-      </w:r>
-      <w:r>
-        <w:rPr>
-          <w:rFonts w:ascii="Times New Roman" w:hAnsi="Times New Roman" w:cs="Times New Roman"/>
-          <w:sz w:val="28"/>
-          <w:szCs w:val="28"/>
-        </w:rPr>
-        <w:t>.</w:t>
+    </w:p>
+    <w:p>
+      <w:pPr>
+        <w:spacing w:after="0" w:line="360" w:lineRule="auto"/>
+        <w:ind w:firstLine="708"/>
+        <w:jc w:val="both"/>
+        <w:rPr>
+          <w:rFonts w:ascii="Times New Roman" w:hAnsi="Times New Roman" w:cs="Times New Roman"/>
+          <w:b/>
+          <w:bCs/>
+          <w:sz w:val="28"/>
+          <w:szCs w:val="28"/>
+        </w:rPr>
+      </w:pPr>
+      <w:r>
+        <w:rPr>
+          <w:rFonts w:ascii="Times New Roman" w:hAnsi="Times New Roman" w:cs="Times New Roman"/>
+          <w:b/>
+          <w:bCs/>
+          <w:sz w:val="28"/>
+          <w:szCs w:val="28"/>
+        </w:rPr>
+        <w:t>Идентифицированные риски и стратегии реагирования:</w:t>
       </w:r>
     </w:p>
     <w:p>
@@ -1163,32 +1115,79 @@
           <w:rFonts w:ascii="Times New Roman" w:hAnsi="Times New Roman" w:cs="Times New Roman"/>
           <w:sz w:val="28"/>
           <w:szCs w:val="28"/>
-          <w:lang w:val="en-US"/>
-        </w:rPr>
-      </w:pPr>
-    </w:p>
-    <w:p>
-      <w:pPr>
-        <w:spacing w:after="0" w:line="360" w:lineRule="auto"/>
-        <w:ind w:firstLine="708"/>
-        <w:jc w:val="both"/>
-        <w:rPr>
-          <w:rFonts w:ascii="Times New Roman" w:hAnsi="Times New Roman" w:cs="Times New Roman"/>
-          <w:b/>
-          <w:bCs/>
-          <w:sz w:val="28"/>
-          <w:szCs w:val="28"/>
-        </w:rPr>
-      </w:pPr>
-      <w:r>
-        <w:rPr>
-          <w:rFonts w:ascii="Times New Roman" w:hAnsi="Times New Roman" w:cs="Times New Roman"/>
-          <w:b/>
-          <w:bCs/>
-          <w:sz w:val="28"/>
-          <w:szCs w:val="28"/>
-        </w:rPr>
-        <w:t>Идентифицированные риски и стратегии реагирования:</w:t>
+        </w:rPr>
+      </w:pPr>
+      <w:r>
+        <w:rPr>
+          <w:rFonts w:ascii="Times New Roman" w:hAnsi="Times New Roman" w:cs="Times New Roman"/>
+          <w:sz w:val="28"/>
+          <w:szCs w:val="28"/>
+        </w:rPr>
+        <w:t>Риск н</w:t>
+      </w:r>
+      <w:r>
+        <w:rPr>
+          <w:rFonts w:ascii="Times New Roman" w:hAnsi="Times New Roman" w:cs="Times New Roman"/>
+          <w:sz w:val="28"/>
+          <w:szCs w:val="28"/>
+        </w:rPr>
+        <w:t>едостатк</w:t>
+      </w:r>
+      <w:r>
+        <w:rPr>
+          <w:rFonts w:ascii="Times New Roman" w:hAnsi="Times New Roman" w:cs="Times New Roman"/>
+          <w:sz w:val="28"/>
+          <w:szCs w:val="28"/>
+        </w:rPr>
+        <w:t>а</w:t>
+      </w:r>
+      <w:r>
+        <w:rPr>
+          <w:rFonts w:ascii="Times New Roman" w:hAnsi="Times New Roman" w:cs="Times New Roman"/>
+          <w:sz w:val="28"/>
+          <w:szCs w:val="28"/>
+        </w:rPr>
+        <w:t xml:space="preserve"> технических знаний у </w:t>
+      </w:r>
+      <w:r>
+        <w:rPr>
+          <w:rFonts w:ascii="Times New Roman" w:hAnsi="Times New Roman" w:cs="Times New Roman"/>
+          <w:sz w:val="28"/>
+          <w:szCs w:val="28"/>
+        </w:rPr>
+        <w:t>участника проекта.</w:t>
+      </w:r>
+      <w:r>
+        <w:rPr>
+          <w:rFonts w:ascii="Times New Roman" w:hAnsi="Times New Roman" w:cs="Times New Roman"/>
+          <w:sz w:val="28"/>
+          <w:szCs w:val="28"/>
+        </w:rPr>
+        <w:t xml:space="preserve"> </w:t>
+      </w:r>
+      <w:r>
+        <w:rPr>
+          <w:rFonts w:ascii="Times New Roman" w:hAnsi="Times New Roman" w:cs="Times New Roman"/>
+          <w:sz w:val="28"/>
+          <w:szCs w:val="28"/>
+        </w:rPr>
+        <w:t>Решение: в</w:t>
+      </w:r>
+      <w:r>
+        <w:rPr>
+          <w:rFonts w:ascii="Times New Roman" w:hAnsi="Times New Roman" w:cs="Times New Roman"/>
+          <w:sz w:val="28"/>
+          <w:szCs w:val="28"/>
+        </w:rPr>
+        <w:t>ыделить время на самообучение</w:t>
+      </w:r>
+      <w:r>
+        <w:rPr>
+          <w:rFonts w:ascii="Times New Roman" w:hAnsi="Times New Roman" w:cs="Times New Roman"/>
+          <w:sz w:val="28"/>
+          <w:szCs w:val="28"/>
+        </w:rPr>
+        <w:t>.</w:t>
       </w:r>
     </w:p>
     <w:p>
@@ -1208,15 +1207,15 @@
           <w:sz w:val="28"/>
           <w:szCs w:val="28"/>
         </w:rPr>
-        <w:t>Риск н</w:t>
-      </w:r>
-      <w:r>
-        <w:rPr>
-          <w:rFonts w:ascii="Times New Roman" w:hAnsi="Times New Roman" w:cs="Times New Roman"/>
-          <w:sz w:val="28"/>
-          <w:szCs w:val="28"/>
-        </w:rPr>
-        <w:t>едостатк</w:t>
+        <w:t>Риск с</w:t>
+      </w:r>
+      <w:r>
+        <w:rPr>
+          <w:rFonts w:ascii="Times New Roman" w:hAnsi="Times New Roman" w:cs="Times New Roman"/>
+          <w:sz w:val="28"/>
+          <w:szCs w:val="28"/>
+        </w:rPr>
+        <w:t>рыв</w:t>
       </w:r>
       <w:r>
         <w:rPr>
@@ -1232,15 +1231,24 @@
           <w:sz w:val="28"/>
           <w:szCs w:val="28"/>
         </w:rPr>
-        <w:t xml:space="preserve"> технических знаний у </w:t>
-      </w:r>
-      <w:r>
-        <w:rPr>
-          <w:rFonts w:ascii="Times New Roman" w:hAnsi="Times New Roman" w:cs="Times New Roman"/>
-          <w:sz w:val="28"/>
-          <w:szCs w:val="28"/>
-        </w:rPr>
-        <w:t>участника проекта.</w:t>
+        <w:t xml:space="preserve"> сроков</w:t>
+      </w:r>
+      <w:r>
+        <w:rPr>
+          <w:rFonts w:ascii="Times New Roman" w:hAnsi="Times New Roman" w:cs="Times New Roman"/>
+          <w:sz w:val="28"/>
+          <w:szCs w:val="28"/>
+        </w:rPr>
+        <w:t xml:space="preserve"> по реализации </w:t>
+      </w:r>
+      <w:r>
+        <w:rPr>
+          <w:rFonts w:ascii="Times New Roman" w:hAnsi="Times New Roman" w:cs="Times New Roman"/>
+          <w:sz w:val="28"/>
+          <w:szCs w:val="28"/>
+          <w:lang w:val="en-US"/>
+        </w:rPr>
+        <w:t>MVP</w:t>
       </w:r>
       <w:r>
         <w:rPr>
@@ -1256,15 +1264,63 @@
           <w:sz w:val="28"/>
           <w:szCs w:val="28"/>
         </w:rPr>
-        <w:t>Решение: в</w:t>
-      </w:r>
-      <w:r>
-        <w:rPr>
-          <w:rFonts w:ascii="Times New Roman" w:hAnsi="Times New Roman" w:cs="Times New Roman"/>
-          <w:sz w:val="28"/>
-          <w:szCs w:val="28"/>
-        </w:rPr>
-        <w:t>ыделить время на самообучение</w:t>
+        <w:t>(минимально жизнеспособный продукт)</w:t>
+      </w:r>
+      <w:r>
+        <w:rPr>
+          <w:rFonts w:ascii="Times New Roman" w:hAnsi="Times New Roman" w:cs="Times New Roman"/>
+          <w:sz w:val="28"/>
+          <w:szCs w:val="28"/>
+        </w:rPr>
+        <w:t xml:space="preserve"> из-за академической нагрузки </w:t>
+      </w:r>
+      <w:r>
+        <w:rPr>
+          <w:rFonts w:ascii="Times New Roman" w:hAnsi="Times New Roman" w:cs="Times New Roman"/>
+          <w:sz w:val="28"/>
+          <w:szCs w:val="28"/>
+        </w:rPr>
+        <w:t xml:space="preserve">Решение: </w:t>
+      </w:r>
+      <w:r>
+        <w:rPr>
+          <w:rFonts w:ascii="Times New Roman" w:hAnsi="Times New Roman" w:cs="Times New Roman"/>
+          <w:sz w:val="28"/>
+          <w:szCs w:val="28"/>
+        </w:rPr>
+        <w:t>в первую очередь,</w:t>
+      </w:r>
+      <w:r>
+        <w:rPr>
+          <w:rFonts w:ascii="Times New Roman" w:hAnsi="Times New Roman" w:cs="Times New Roman"/>
+          <w:sz w:val="28"/>
+          <w:szCs w:val="28"/>
+        </w:rPr>
+        <w:t xml:space="preserve"> </w:t>
+      </w:r>
+      <w:r>
+        <w:rPr>
+          <w:rFonts w:ascii="Times New Roman" w:hAnsi="Times New Roman" w:cs="Times New Roman"/>
+          <w:sz w:val="28"/>
+          <w:szCs w:val="28"/>
+        </w:rPr>
+        <w:t>перепланировать второстепенные задачи</w:t>
+      </w:r>
+      <w:r>
+        <w:rPr>
+          <w:rFonts w:ascii="Times New Roman" w:hAnsi="Times New Roman" w:cs="Times New Roman"/>
+          <w:sz w:val="28"/>
+          <w:szCs w:val="28"/>
+        </w:rPr>
+        <w:t xml:space="preserve"> </w:t>
+      </w:r>
+      <w:r>
+        <w:rPr>
+          <w:rFonts w:ascii="Times New Roman" w:hAnsi="Times New Roman" w:cs="Times New Roman"/>
+          <w:sz w:val="28"/>
+          <w:szCs w:val="28"/>
+        </w:rPr>
+        <w:t>и сосредоточится на основных</w:t>
       </w:r>
       <w:r>
         <w:rPr>
@@ -1292,129 +1348,75 @@
           <w:sz w:val="28"/>
           <w:szCs w:val="28"/>
         </w:rPr>
-        <w:t>Риск с</w:t>
-      </w:r>
-      <w:r>
-        <w:rPr>
-          <w:rFonts w:ascii="Times New Roman" w:hAnsi="Times New Roman" w:cs="Times New Roman"/>
-          <w:sz w:val="28"/>
-          <w:szCs w:val="28"/>
-        </w:rPr>
-        <w:t>рыв</w:t>
-      </w:r>
-      <w:r>
-        <w:rPr>
-          <w:rFonts w:ascii="Times New Roman" w:hAnsi="Times New Roman" w:cs="Times New Roman"/>
-          <w:sz w:val="28"/>
-          <w:szCs w:val="28"/>
-        </w:rPr>
-        <w:t>а</w:t>
-      </w:r>
-      <w:r>
-        <w:rPr>
-          <w:rFonts w:ascii="Times New Roman" w:hAnsi="Times New Roman" w:cs="Times New Roman"/>
-          <w:sz w:val="28"/>
-          <w:szCs w:val="28"/>
-        </w:rPr>
-        <w:t xml:space="preserve"> сроков</w:t>
-      </w:r>
-      <w:r>
-        <w:rPr>
-          <w:rFonts w:ascii="Times New Roman" w:hAnsi="Times New Roman" w:cs="Times New Roman"/>
-          <w:sz w:val="28"/>
-          <w:szCs w:val="28"/>
-        </w:rPr>
-        <w:t xml:space="preserve"> по реализации </w:t>
-      </w:r>
-      <w:r>
-        <w:rPr>
-          <w:rFonts w:ascii="Times New Roman" w:hAnsi="Times New Roman" w:cs="Times New Roman"/>
-          <w:sz w:val="28"/>
-          <w:szCs w:val="28"/>
-          <w:lang w:val="en-US"/>
-        </w:rPr>
-        <w:t>MVP</w:t>
-      </w:r>
-      <w:r>
-        <w:rPr>
-          <w:rFonts w:ascii="Times New Roman" w:hAnsi="Times New Roman" w:cs="Times New Roman"/>
-          <w:sz w:val="28"/>
-          <w:szCs w:val="28"/>
-        </w:rPr>
-        <w:t xml:space="preserve"> </w:t>
-      </w:r>
-      <w:r>
-        <w:rPr>
-          <w:rFonts w:ascii="Times New Roman" w:hAnsi="Times New Roman" w:cs="Times New Roman"/>
-          <w:sz w:val="28"/>
-          <w:szCs w:val="28"/>
-        </w:rPr>
-        <w:t>(минимально жизнеспособный продукт)</w:t>
-      </w:r>
-      <w:r>
-        <w:rPr>
-          <w:rFonts w:ascii="Times New Roman" w:hAnsi="Times New Roman" w:cs="Times New Roman"/>
-          <w:sz w:val="28"/>
-          <w:szCs w:val="28"/>
-        </w:rPr>
-        <w:t xml:space="preserve"> из-за академической нагрузки </w:t>
-      </w:r>
-      <w:r>
-        <w:rPr>
-          <w:rFonts w:ascii="Times New Roman" w:hAnsi="Times New Roman" w:cs="Times New Roman"/>
-          <w:sz w:val="28"/>
-          <w:szCs w:val="28"/>
-        </w:rPr>
-        <w:t xml:space="preserve">Решение: </w:t>
-      </w:r>
-      <w:r>
-        <w:rPr>
-          <w:rFonts w:ascii="Times New Roman" w:hAnsi="Times New Roman" w:cs="Times New Roman"/>
-          <w:sz w:val="28"/>
-          <w:szCs w:val="28"/>
-        </w:rPr>
-        <w:t>в первую очередь,</w:t>
-      </w:r>
-      <w:r>
-        <w:rPr>
-          <w:rFonts w:ascii="Times New Roman" w:hAnsi="Times New Roman" w:cs="Times New Roman"/>
-          <w:sz w:val="28"/>
-          <w:szCs w:val="28"/>
-        </w:rPr>
-        <w:t xml:space="preserve"> </w:t>
-      </w:r>
-      <w:r>
-        <w:rPr>
-          <w:rFonts w:ascii="Times New Roman" w:hAnsi="Times New Roman" w:cs="Times New Roman"/>
-          <w:sz w:val="28"/>
-          <w:szCs w:val="28"/>
-        </w:rPr>
-        <w:t>перепланировать второстепенные задачи</w:t>
-      </w:r>
-      <w:r>
-        <w:rPr>
-          <w:rFonts w:ascii="Times New Roman" w:hAnsi="Times New Roman" w:cs="Times New Roman"/>
-          <w:sz w:val="28"/>
-          <w:szCs w:val="28"/>
-        </w:rPr>
-        <w:t xml:space="preserve"> </w:t>
-      </w:r>
-      <w:r>
-        <w:rPr>
-          <w:rFonts w:ascii="Times New Roman" w:hAnsi="Times New Roman" w:cs="Times New Roman"/>
-          <w:sz w:val="28"/>
-          <w:szCs w:val="28"/>
-        </w:rPr>
-        <w:t>и сосредоточится на основных</w:t>
-      </w:r>
-      <w:r>
-        <w:rPr>
-          <w:rFonts w:ascii="Times New Roman" w:hAnsi="Times New Roman" w:cs="Times New Roman"/>
-          <w:sz w:val="28"/>
-          <w:szCs w:val="28"/>
-        </w:rPr>
-        <w:t>.</w:t>
-      </w:r>
+        <w:t>Риск н</w:t>
+      </w:r>
+      <w:r>
+        <w:rPr>
+          <w:rFonts w:ascii="Times New Roman" w:hAnsi="Times New Roman" w:cs="Times New Roman"/>
+          <w:sz w:val="28"/>
+          <w:szCs w:val="28"/>
+        </w:rPr>
+        <w:t>есовместимост</w:t>
+      </w:r>
+      <w:r>
+        <w:rPr>
+          <w:rFonts w:ascii="Times New Roman" w:hAnsi="Times New Roman" w:cs="Times New Roman"/>
+          <w:sz w:val="28"/>
+          <w:szCs w:val="28"/>
+        </w:rPr>
+        <w:t>и</w:t>
+      </w:r>
+      <w:r>
+        <w:rPr>
+          <w:rFonts w:ascii="Times New Roman" w:hAnsi="Times New Roman" w:cs="Times New Roman"/>
+          <w:sz w:val="28"/>
+          <w:szCs w:val="28"/>
+        </w:rPr>
+        <w:t xml:space="preserve"> кода на разных ПК </w:t>
+      </w:r>
+      <w:r>
+        <w:rPr>
+          <w:rFonts w:ascii="Times New Roman" w:hAnsi="Times New Roman" w:cs="Times New Roman"/>
+          <w:sz w:val="28"/>
+          <w:szCs w:val="28"/>
+        </w:rPr>
+        <w:t>Решение:</w:t>
+      </w:r>
+      <w:r>
+        <w:rPr>
+          <w:rFonts w:ascii="Times New Roman" w:hAnsi="Times New Roman" w:cs="Times New Roman"/>
+          <w:sz w:val="28"/>
+          <w:szCs w:val="28"/>
+        </w:rPr>
+        <w:t xml:space="preserve"> четко фиксировать версии библиотек</w:t>
+      </w:r>
+      <w:r>
+        <w:rPr>
+          <w:rFonts w:ascii="Times New Roman" w:hAnsi="Times New Roman" w:cs="Times New Roman"/>
+          <w:sz w:val="28"/>
+          <w:szCs w:val="28"/>
+        </w:rPr>
+        <w:t xml:space="preserve"> в файле зависимостей и уведомление пользователей о возможных проблемах со совместимостью</w:t>
+      </w:r>
+      <w:r>
+        <w:rPr>
+          <w:rFonts w:ascii="Times New Roman" w:hAnsi="Times New Roman" w:cs="Times New Roman"/>
+          <w:sz w:val="28"/>
+          <w:szCs w:val="28"/>
+        </w:rPr>
+        <w:t xml:space="preserve">. </w:t>
+      </w:r>
+    </w:p>
+    <w:p>
+      <w:pPr>
+        <w:spacing w:after="0" w:line="360" w:lineRule="auto"/>
+        <w:jc w:val="both"/>
+        <w:rPr>
+          <w:rFonts w:ascii="Times New Roman" w:hAnsi="Times New Roman" w:cs="Times New Roman"/>
+          <w:sz w:val="28"/>
+          <w:szCs w:val="28"/>
+        </w:rPr>
+      </w:pPr>
     </w:p>
     <w:p>
       <w:pPr>
@@ -1423,85 +1425,32 @@
         <w:jc w:val="both"/>
         <w:rPr>
           <w:rFonts w:ascii="Times New Roman" w:hAnsi="Times New Roman" w:cs="Times New Roman"/>
-          <w:sz w:val="28"/>
-          <w:szCs w:val="28"/>
-        </w:rPr>
-      </w:pPr>
-      <w:r>
-        <w:rPr>
-          <w:rFonts w:ascii="Times New Roman" w:hAnsi="Times New Roman" w:cs="Times New Roman"/>
-          <w:sz w:val="28"/>
-          <w:szCs w:val="28"/>
-        </w:rPr>
-        <w:t>Риск н</w:t>
-      </w:r>
-      <w:r>
-        <w:rPr>
-          <w:rFonts w:ascii="Times New Roman" w:hAnsi="Times New Roman" w:cs="Times New Roman"/>
-          <w:sz w:val="28"/>
-          <w:szCs w:val="28"/>
-        </w:rPr>
-        <w:t>есовместимост</w:t>
-      </w:r>
-      <w:r>
-        <w:rPr>
-          <w:rFonts w:ascii="Times New Roman" w:hAnsi="Times New Roman" w:cs="Times New Roman"/>
-          <w:sz w:val="28"/>
-          <w:szCs w:val="28"/>
-        </w:rPr>
-        <w:t>и</w:t>
-      </w:r>
-      <w:r>
-        <w:rPr>
-          <w:rFonts w:ascii="Times New Roman" w:hAnsi="Times New Roman" w:cs="Times New Roman"/>
-          <w:sz w:val="28"/>
-          <w:szCs w:val="28"/>
-        </w:rPr>
-        <w:t xml:space="preserve"> кода на разных ПК </w:t>
-      </w:r>
-      <w:r>
-        <w:rPr>
-          <w:rFonts w:ascii="Times New Roman" w:hAnsi="Times New Roman" w:cs="Times New Roman"/>
-          <w:sz w:val="28"/>
-          <w:szCs w:val="28"/>
-        </w:rPr>
-        <w:t>Решение:</w:t>
-      </w:r>
-      <w:r>
-        <w:rPr>
-          <w:rFonts w:ascii="Times New Roman" w:hAnsi="Times New Roman" w:cs="Times New Roman"/>
-          <w:sz w:val="28"/>
-          <w:szCs w:val="28"/>
-        </w:rPr>
-        <w:t xml:space="preserve"> четко фиксировать версии библиотек</w:t>
-      </w:r>
-      <w:r>
-        <w:rPr>
-          <w:rFonts w:ascii="Times New Roman" w:hAnsi="Times New Roman" w:cs="Times New Roman"/>
-          <w:sz w:val="28"/>
-          <w:szCs w:val="28"/>
-        </w:rPr>
-        <w:t xml:space="preserve"> в файле зависимостей и уведомление пользователей о возможных проблемах со совместимостью</w:t>
-      </w:r>
-      <w:r>
-        <w:rPr>
-          <w:rFonts w:ascii="Times New Roman" w:hAnsi="Times New Roman" w:cs="Times New Roman"/>
-          <w:sz w:val="28"/>
-          <w:szCs w:val="28"/>
-        </w:rPr>
-        <w:t xml:space="preserve">. </w:t>
-      </w:r>
-    </w:p>
-    <w:p>
-      <w:pPr>
-        <w:spacing w:after="0" w:line="360" w:lineRule="auto"/>
-        <w:jc w:val="both"/>
-        <w:rPr>
-          <w:rFonts w:ascii="Times New Roman" w:hAnsi="Times New Roman" w:cs="Times New Roman"/>
-          <w:sz w:val="28"/>
-          <w:szCs w:val="28"/>
-        </w:rPr>
-      </w:pPr>
+          <w:b/>
+          <w:bCs/>
+          <w:sz w:val="28"/>
+          <w:szCs w:val="28"/>
+        </w:rPr>
+      </w:pPr>
+      <w:r>
+        <w:rPr>
+          <w:rFonts w:ascii="Times New Roman" w:hAnsi="Times New Roman" w:cs="Times New Roman"/>
+          <w:b/>
+          <w:bCs/>
+          <w:sz w:val="28"/>
+          <w:szCs w:val="28"/>
+        </w:rPr>
+        <w:t xml:space="preserve">   </w:t>
+      </w:r>
+      <w:r>
+        <w:rPr>
+          <w:rFonts w:ascii="Times New Roman" w:hAnsi="Times New Roman" w:cs="Times New Roman"/>
+          <w:b/>
+          <w:bCs/>
+          <w:sz w:val="28"/>
+          <w:szCs w:val="28"/>
+        </w:rPr>
+        <w:t>Процедуры тестирования и приемки работ</w:t>
+      </w:r>
     </w:p>
     <w:p>
       <w:pPr>
@@ -1510,31 +1459,97 @@
         <w:jc w:val="both"/>
         <w:rPr>
           <w:rFonts w:ascii="Times New Roman" w:hAnsi="Times New Roman" w:cs="Times New Roman"/>
-          <w:b/>
-          <w:bCs/>
-          <w:sz w:val="28"/>
-          <w:szCs w:val="28"/>
-        </w:rPr>
-      </w:pPr>
-      <w:r>
-        <w:rPr>
-          <w:rFonts w:ascii="Times New Roman" w:hAnsi="Times New Roman" w:cs="Times New Roman"/>
-          <w:b/>
-          <w:bCs/>
-          <w:sz w:val="28"/>
-          <w:szCs w:val="28"/>
-        </w:rPr>
-        <w:t xml:space="preserve">   </w:t>
-      </w:r>
-      <w:r>
-        <w:rPr>
-          <w:rFonts w:ascii="Times New Roman" w:hAnsi="Times New Roman" w:cs="Times New Roman"/>
-          <w:b/>
-          <w:bCs/>
-          <w:sz w:val="28"/>
-          <w:szCs w:val="28"/>
-        </w:rPr>
-        <w:t>Процедуры тестирования и приемки работ</w:t>
+          <w:sz w:val="28"/>
+          <w:szCs w:val="28"/>
+        </w:rPr>
+      </w:pPr>
+      <w:r>
+        <w:rPr>
+          <w:rFonts w:ascii="Times New Roman" w:hAnsi="Times New Roman" w:cs="Times New Roman"/>
+          <w:sz w:val="28"/>
+          <w:szCs w:val="28"/>
+        </w:rPr>
+        <w:t xml:space="preserve">   Тестирование: </w:t>
+      </w:r>
+      <w:r>
+        <w:rPr>
+          <w:rFonts w:ascii="Times New Roman" w:hAnsi="Times New Roman" w:cs="Times New Roman"/>
+          <w:sz w:val="28"/>
+          <w:szCs w:val="28"/>
+        </w:rPr>
+        <w:t>б</w:t>
+      </w:r>
+      <w:r>
+        <w:rPr>
+          <w:rFonts w:ascii="Times New Roman" w:hAnsi="Times New Roman" w:cs="Times New Roman"/>
+          <w:sz w:val="28"/>
+          <w:szCs w:val="28"/>
+        </w:rPr>
+        <w:t xml:space="preserve">удет проводиться </w:t>
+      </w:r>
+      <w:r>
+        <w:rPr>
+          <w:rFonts w:ascii="Times New Roman" w:hAnsi="Times New Roman" w:cs="Times New Roman"/>
+          <w:sz w:val="28"/>
+          <w:szCs w:val="28"/>
+        </w:rPr>
+        <w:t>реализующим</w:t>
+      </w:r>
+      <w:r>
+        <w:rPr>
+          <w:rFonts w:ascii="Times New Roman" w:hAnsi="Times New Roman" w:cs="Times New Roman"/>
+          <w:sz w:val="28"/>
+          <w:szCs w:val="28"/>
+        </w:rPr>
+        <w:t xml:space="preserve"> </w:t>
+      </w:r>
+      <w:r>
+        <w:rPr>
+          <w:rFonts w:ascii="Times New Roman" w:hAnsi="Times New Roman" w:cs="Times New Roman"/>
+          <w:sz w:val="28"/>
+          <w:szCs w:val="28"/>
+        </w:rPr>
+        <w:t xml:space="preserve">данный </w:t>
+      </w:r>
+      <w:r>
+        <w:rPr>
+          <w:rFonts w:ascii="Times New Roman" w:hAnsi="Times New Roman" w:cs="Times New Roman"/>
+          <w:sz w:val="28"/>
+          <w:szCs w:val="28"/>
+        </w:rPr>
+        <w:t xml:space="preserve">проект на </w:t>
+      </w:r>
+      <w:r>
+        <w:rPr>
+          <w:rFonts w:ascii="Times New Roman" w:hAnsi="Times New Roman" w:cs="Times New Roman"/>
+          <w:sz w:val="28"/>
+          <w:szCs w:val="28"/>
+        </w:rPr>
+        <w:t>3</w:t>
+      </w:r>
+      <w:r>
+        <w:rPr>
+          <w:rFonts w:ascii="Times New Roman" w:hAnsi="Times New Roman" w:cs="Times New Roman"/>
+          <w:sz w:val="28"/>
+          <w:szCs w:val="28"/>
+        </w:rPr>
+        <w:t xml:space="preserve"> этапе разработки</w:t>
+      </w:r>
+      <w:r>
+        <w:rPr>
+          <w:rFonts w:ascii="Times New Roman" w:hAnsi="Times New Roman" w:cs="Times New Roman"/>
+          <w:sz w:val="28"/>
+          <w:szCs w:val="28"/>
+        </w:rPr>
+        <w:t xml:space="preserve"> (реализация и тестирование)</w:t>
+      </w:r>
+      <w:r>
+        <w:rPr>
+          <w:rFonts w:ascii="Times New Roman" w:hAnsi="Times New Roman" w:cs="Times New Roman"/>
+          <w:sz w:val="28"/>
+          <w:szCs w:val="28"/>
+        </w:rPr>
+        <w:t>.</w:t>
       </w:r>
     </w:p>
     <w:p>
@@ -1554,87 +1569,55 @@
           <w:sz w:val="28"/>
           <w:szCs w:val="28"/>
         </w:rPr>
-        <w:t xml:space="preserve">   Тестирование: </w:t>
-      </w:r>
-      <w:r>
-        <w:rPr>
-          <w:rFonts w:ascii="Times New Roman" w:hAnsi="Times New Roman" w:cs="Times New Roman"/>
-          <w:sz w:val="28"/>
-          <w:szCs w:val="28"/>
-        </w:rPr>
-        <w:t>б</w:t>
-      </w:r>
-      <w:r>
-        <w:rPr>
-          <w:rFonts w:ascii="Times New Roman" w:hAnsi="Times New Roman" w:cs="Times New Roman"/>
-          <w:sz w:val="28"/>
-          <w:szCs w:val="28"/>
-        </w:rPr>
-        <w:t xml:space="preserve">удет проводиться </w:t>
-      </w:r>
-      <w:r>
-        <w:rPr>
-          <w:rFonts w:ascii="Times New Roman" w:hAnsi="Times New Roman" w:cs="Times New Roman"/>
-          <w:sz w:val="28"/>
-          <w:szCs w:val="28"/>
-        </w:rPr>
-        <w:t>реализующим</w:t>
-      </w:r>
-      <w:r>
-        <w:rPr>
-          <w:rFonts w:ascii="Times New Roman" w:hAnsi="Times New Roman" w:cs="Times New Roman"/>
-          <w:sz w:val="28"/>
-          <w:szCs w:val="28"/>
-        </w:rPr>
-        <w:t xml:space="preserve"> </w:t>
-      </w:r>
-      <w:r>
-        <w:rPr>
-          <w:rFonts w:ascii="Times New Roman" w:hAnsi="Times New Roman" w:cs="Times New Roman"/>
-          <w:sz w:val="28"/>
-          <w:szCs w:val="28"/>
-        </w:rPr>
-        <w:t xml:space="preserve">данный </w:t>
-      </w:r>
-      <w:r>
-        <w:rPr>
-          <w:rFonts w:ascii="Times New Roman" w:hAnsi="Times New Roman" w:cs="Times New Roman"/>
-          <w:sz w:val="28"/>
-          <w:szCs w:val="28"/>
-        </w:rPr>
-        <w:t xml:space="preserve">проект на </w:t>
-      </w:r>
-      <w:r>
-        <w:rPr>
-          <w:rFonts w:ascii="Times New Roman" w:hAnsi="Times New Roman" w:cs="Times New Roman"/>
-          <w:sz w:val="28"/>
-          <w:szCs w:val="28"/>
-        </w:rPr>
-        <w:t>3</w:t>
-      </w:r>
-      <w:r>
-        <w:rPr>
-          <w:rFonts w:ascii="Times New Roman" w:hAnsi="Times New Roman" w:cs="Times New Roman"/>
-          <w:sz w:val="28"/>
-          <w:szCs w:val="28"/>
-        </w:rPr>
-        <w:t xml:space="preserve"> этапе разработки</w:t>
-      </w:r>
-      <w:r>
-        <w:rPr>
-          <w:rFonts w:ascii="Times New Roman" w:hAnsi="Times New Roman" w:cs="Times New Roman"/>
-          <w:sz w:val="28"/>
-          <w:szCs w:val="28"/>
-        </w:rPr>
-        <w:t xml:space="preserve"> (реализация и тестирование)</w:t>
-      </w:r>
-      <w:r>
-        <w:rPr>
-          <w:rFonts w:ascii="Times New Roman" w:hAnsi="Times New Roman" w:cs="Times New Roman"/>
-          <w:sz w:val="28"/>
-          <w:szCs w:val="28"/>
-        </w:rPr>
-        <w:t>.</w:t>
+        <w:t xml:space="preserve">   Критерии приемки: </w:t>
+      </w:r>
+      <w:r>
+        <w:rPr>
+          <w:rFonts w:ascii="Times New Roman" w:hAnsi="Times New Roman" w:cs="Times New Roman"/>
+          <w:sz w:val="28"/>
+          <w:szCs w:val="28"/>
+        </w:rPr>
+        <w:t>п</w:t>
+      </w:r>
+      <w:r>
+        <w:rPr>
+          <w:rFonts w:ascii="Times New Roman" w:hAnsi="Times New Roman" w:cs="Times New Roman"/>
+          <w:sz w:val="28"/>
+          <w:szCs w:val="28"/>
+        </w:rPr>
+        <w:t>рограмма запускается без критических ошибок, реализует весь заявленный базовый</w:t>
+      </w:r>
+      <w:r>
+        <w:rPr>
+          <w:rFonts w:ascii="Times New Roman" w:hAnsi="Times New Roman" w:cs="Times New Roman"/>
+          <w:sz w:val="28"/>
+          <w:szCs w:val="28"/>
+        </w:rPr>
+        <w:t xml:space="preserve"> функционал</w:t>
+      </w:r>
+      <w:r>
+        <w:rPr>
+          <w:rFonts w:ascii="Times New Roman" w:hAnsi="Times New Roman" w:cs="Times New Roman"/>
+          <w:sz w:val="28"/>
+          <w:szCs w:val="28"/>
+        </w:rPr>
+        <w:t xml:space="preserve">, имеет </w:t>
+      </w:r>
+      <w:r>
+        <w:rPr>
+          <w:rFonts w:ascii="Times New Roman" w:hAnsi="Times New Roman" w:cs="Times New Roman"/>
+          <w:sz w:val="28"/>
+          <w:szCs w:val="28"/>
+        </w:rPr>
+        <w:t xml:space="preserve">заявленный </w:t>
+      </w:r>
+      <w:r>
+        <w:rPr>
+          <w:rFonts w:ascii="Times New Roman" w:hAnsi="Times New Roman" w:cs="Times New Roman"/>
+          <w:sz w:val="28"/>
+          <w:szCs w:val="28"/>
+        </w:rPr>
+        <w:t>интерфейс. Предоставлен полный пакет документов.</w:t>
       </w:r>
     </w:p>
     <w:p>
@@ -1654,59 +1637,23 @@
           <w:sz w:val="28"/>
           <w:szCs w:val="28"/>
         </w:rPr>
-        <w:t xml:space="preserve">   Критерии приемки: Программа запускается без критических ошибок, реализует весь заявленный базовый</w:t>
-      </w:r>
-      <w:r>
-        <w:rPr>
-          <w:rFonts w:ascii="Times New Roman" w:hAnsi="Times New Roman" w:cs="Times New Roman"/>
-          <w:sz w:val="28"/>
-          <w:szCs w:val="28"/>
-        </w:rPr>
-        <w:t xml:space="preserve"> функционал</w:t>
-      </w:r>
-      <w:r>
-        <w:rPr>
-          <w:rFonts w:ascii="Times New Roman" w:hAnsi="Times New Roman" w:cs="Times New Roman"/>
-          <w:sz w:val="28"/>
-          <w:szCs w:val="28"/>
-        </w:rPr>
-        <w:t xml:space="preserve">, имеет </w:t>
-      </w:r>
-      <w:r>
-        <w:rPr>
-          <w:rFonts w:ascii="Times New Roman" w:hAnsi="Times New Roman" w:cs="Times New Roman"/>
-          <w:sz w:val="28"/>
-          <w:szCs w:val="28"/>
-        </w:rPr>
-        <w:t xml:space="preserve">заявленный </w:t>
-      </w:r>
-      <w:r>
-        <w:rPr>
-          <w:rFonts w:ascii="Times New Roman" w:hAnsi="Times New Roman" w:cs="Times New Roman"/>
-          <w:sz w:val="28"/>
-          <w:szCs w:val="28"/>
-        </w:rPr>
-        <w:t>интерфейс. Предоставлен полный пакет документов.</w:t>
-      </w:r>
-    </w:p>
-    <w:p>
-      <w:pPr>
-        <w:spacing w:after="0" w:line="360" w:lineRule="auto"/>
-        <w:ind w:firstLine="709"/>
-        <w:jc w:val="both"/>
-        <w:rPr>
-          <w:rFonts w:ascii="Times New Roman" w:hAnsi="Times New Roman" w:cs="Times New Roman"/>
-          <w:sz w:val="28"/>
-          <w:szCs w:val="28"/>
-        </w:rPr>
-      </w:pPr>
-      <w:r>
-        <w:rPr>
-          <w:rFonts w:ascii="Times New Roman" w:hAnsi="Times New Roman" w:cs="Times New Roman"/>
-          <w:sz w:val="28"/>
-          <w:szCs w:val="28"/>
-        </w:rPr>
-        <w:t xml:space="preserve">Процедура приемки: Финальная демонстрация работоспособности программы и представление результатов. Подписание акта приемки-сдачи </w:t>
+        <w:t xml:space="preserve">Процедура приемки: </w:t>
+      </w:r>
+      <w:r>
+        <w:rPr>
+          <w:rFonts w:ascii="Times New Roman" w:hAnsi="Times New Roman" w:cs="Times New Roman"/>
+          <w:sz w:val="28"/>
+          <w:szCs w:val="28"/>
+        </w:rPr>
+        <w:t>ф</w:t>
+      </w:r>
+      <w:r>
+        <w:rPr>
+          <w:rFonts w:ascii="Times New Roman" w:hAnsi="Times New Roman" w:cs="Times New Roman"/>
+          <w:sz w:val="28"/>
+          <w:szCs w:val="28"/>
+        </w:rPr>
+        <w:t xml:space="preserve">инальная демонстрация работоспособности программы и представление результатов. Подписание акта приемки-сдачи </w:t>
       </w:r>
     </w:p>
     <w:sectPr>
